--- a/Design_Document.docx
+++ b/Design_Document.docx
@@ -254,6 +254,36 @@
           <w:highlight w:val="none"/>
           <w:lang w:val="en" w:bidi="en"/>
         </w:rPr>
+      </w:r>
+      <w:r>
+        <w:rPr>
+          <w:highlight w:val="none"/>
+          <w:lang w:val="en" w:bidi="en"/>
+        </w:rPr>
+      </w:r>
+      <w:r>
+        <w:rPr>
+          <w:highlight w:val="none"/>
+          <w:lang w:val="en" w:bidi="en"/>
+        </w:rPr>
+      </w:r>
+    </w:p>
+    <w:p>
+      <w:pPr>
+        <w:pBdr/>
+        <w:spacing/>
+        <w:ind/>
+        <w:rPr>
+          <w:highlight w:val="none"/>
+          <w:lang w:val="en" w:bidi="en"/>
+        </w:rPr>
+      </w:pPr>
+      <w:r>
+        <w:rPr>
+          <w:highlight w:val="none"/>
+          <w:lang w:val="en" w:bidi="en"/>
+        </w:rPr>
+        <w:t xml:space="preserve">Future employers/educators – My future boss/teacher could look at this project as an example I know how to independently learn python modules (as well as other programming concepts) and that I know how to apply this knowledge.</w:t>
       </w:r>
       <w:r>
         <w:rPr>

--- a/Design_Document.docx
+++ b/Design_Document.docx
@@ -4,7 +4,7 @@
   <w:body>
     <w:p>
       <w:pPr>
-        <w:pStyle w:val="139"/>
+        <w:pStyle w:val="835"/>
         <w:pBdr/>
         <w:spacing/>
         <w:ind/>
@@ -18,7 +18,12 @@
           <w:u w:val="single"/>
           <w:lang w:val="en"/>
         </w:rPr>
-        <w:t xml:space="preserve">“battletest” game design document</w:t>
+        <w:t xml:space="preserve">Game design document</w:t>
+      </w:r>
+      <w:r>
+        <w:rPr>
+          <w:u w:val="single"/>
+        </w:rPr>
       </w:r>
       <w:r>
         <w:rPr>
@@ -28,6 +33,7 @@
     </w:p>
     <w:p>
       <w:pPr>
+        <w:pStyle w:val="836"/>
         <w:pBdr/>
         <w:spacing/>
         <w:ind/>
@@ -38,17 +44,103 @@
           <w:u w:val="single"/>
           <w:lang w:val="en"/>
         </w:rPr>
-      </w:r>
-      <w:r>
-        <w:rPr>
-          <w:u w:val="single"/>
-        </w:rPr>
+        <w:t xml:space="preserve">Overview
+</w:t>
       </w:r>
       <w:r/>
     </w:p>
     <w:p>
       <w:pPr>
-        <w:pStyle w:val="140"/>
+        <w:pBdr/>
+        <w:spacing/>
+        <w:ind/>
+        <w:rPr>
+          <w:highlight w:val="none"/>
+          <w:u w:val="none"/>
+          <w:lang w:val="en"/>
+        </w:rPr>
+      </w:pPr>
+      <w:r>
+        <w:rPr>
+          <w:u w:val="none"/>
+          <w:lang w:val="en"/>
+        </w:rPr>
+        <w:t xml:space="preserve">My plan is to create a python pygame project which is a recreation of the undertale battle system. Assuming I can this completed, I’ll gradually expand the scope to include the game map/walking portions of the game. The ultimate goal would be to match the content included in the Undertale demo, although I don’t expect to be able to complete all of this. Just as much as I can.</w:t>
+      </w:r>
+      <w:r>
+        <w:rPr>
+          <w:highlight w:val="none"/>
+          <w:u w:val="none"/>
+          <w:lang w:val="en"/>
+        </w:rPr>
+      </w:r>
+    </w:p>
+    <w:p>
+      <w:pPr>
+        <w:pBdr/>
+        <w:spacing/>
+        <w:ind/>
+        <w:rPr>
+          <w:highlight w:val="none"/>
+          <w:u w:val="none"/>
+          <w:lang w:val="en"/>
+        </w:rPr>
+      </w:pPr>
+      <w:r>
+        <w:rPr>
+          <w:highlight w:val="none"/>
+          <w:u w:val="none"/>
+          <w:lang w:val="en" w:bidi="en"/>
+        </w:rPr>
+        <w:t xml:space="preserve">The goal of this project, aside from the product itself, is to brush up on and expand my python knowledge. I want to make proper use of object oriented </w:t>
+      </w:r>
+      <w:r>
+        <w:rPr>
+          <w:highlight w:val="none"/>
+          <w:u w:val="none"/>
+          <w:lang w:val="en" w:bidi="en"/>
+        </w:rPr>
+        <w:t xml:space="preserve">programming, and other best use practices.</w:t>
+      </w:r>
+      <w:r>
+        <w:rPr>
+          <w:highlight w:val="none"/>
+          <w:u w:val="none"/>
+          <w:lang w:val="en"/>
+        </w:rPr>
+      </w:r>
+      <w:r>
+        <w:rPr>
+          <w:highlight w:val="none"/>
+          <w:u w:val="none"/>
+          <w:lang w:val="en"/>
+        </w:rPr>
+      </w:r>
+      <w:r>
+        <w:rPr>
+          <w:highlight w:val="none"/>
+          <w:u w:val="none"/>
+          <w:lang w:val="en"/>
+        </w:rPr>
+      </w:r>
+      <w:r>
+        <w:rPr>
+          <w:highlight w:val="none"/>
+          <w:u w:val="none"/>
+          <w:lang w:val="en"/>
+        </w:rPr>
+      </w:r>
+      <w:r>
+        <w:rPr>
+          <w:highlight w:val="none"/>
+          <w:u w:val="none"/>
+          <w:lang w:val="en"/>
+        </w:rPr>
+      </w:r>
+    </w:p>
+    <w:p>
+      <w:pPr>
+        <w:pStyle w:val="836"/>
         <w:pBdr/>
         <w:spacing/>
         <w:ind/>
@@ -76,10 +168,16 @@
           <w:u w:val="single"/>
         </w:rPr>
       </w:r>
+      <w:r>
+        <w:rPr>
+          <w:u w:val="single"/>
+          <w14:ligatures w14:val="none"/>
+        </w:rPr>
+      </w:r>
     </w:p>
     <w:p>
       <w:pPr>
-        <w:pStyle w:val="141"/>
+        <w:pStyle w:val="837"/>
         <w:pBdr/>
         <w:spacing/>
         <w:ind/>
@@ -94,7 +192,12 @@
         </w:rPr>
         <w:t xml:space="preserve">Primary stakeholders</w:t>
       </w:r>
-      <w:r/>
+      <w:r>
+        <w:rPr>
+          <w:highlight w:val="none"/>
+          <w:lang w:val="en"/>
+        </w:rPr>
+      </w:r>
     </w:p>
     <w:p>
       <w:pPr>
@@ -131,6 +234,12 @@
           <w:lang w:val="en"/>
         </w:rPr>
       </w:r>
+      <w:r>
+        <w:rPr>
+          <w:highlight w:val="none"/>
+          <w:lang w:val="en"/>
+        </w:rPr>
+      </w:r>
     </w:p>
     <w:p>
       <w:pPr>
@@ -162,10 +271,16 @@
           <w:lang w:val="en"/>
         </w:rPr>
       </w:r>
+      <w:r>
+        <w:rPr>
+          <w:highlight w:val="none"/>
+          <w:lang w:val="en" w:bidi="en"/>
+        </w:rPr>
+      </w:r>
     </w:p>
     <w:p>
       <w:pPr>
-        <w:pStyle w:val="141"/>
+        <w:pStyle w:val="837"/>
         <w:pBdr/>
         <w:spacing/>
         <w:ind/>
@@ -187,6 +302,12 @@
           <w:lang w:val="en"/>
         </w:rPr>
       </w:r>
+      <w:r>
+        <w:rPr>
+          <w:highlight w:val="none"/>
+          <w:lang w:val="en"/>
+        </w:rPr>
+      </w:r>
     </w:p>
     <w:p>
       <w:pPr>
@@ -211,6 +332,12 @@
           <w:lang w:val="en" w:bidi="en"/>
         </w:rPr>
         <w:t xml:space="preserve"> shareholders).</w:t>
+      </w:r>
+      <w:r>
+        <w:rPr>
+          <w:highlight w:val="none"/>
+          <w:lang w:val="en" w:bidi="en"/>
+        </w:rPr>
       </w:r>
       <w:r>
         <w:rPr>
@@ -255,6 +382,24 @@
           <w:lang w:val="en" w:bidi="en"/>
         </w:rPr>
       </w:r>
+    </w:p>
+    <w:p>
+      <w:pPr>
+        <w:pBdr/>
+        <w:spacing/>
+        <w:ind/>
+        <w:rPr>
+          <w:highlight w:val="none"/>
+          <w:lang w:val="en" w:bidi="en"/>
+        </w:rPr>
+      </w:pPr>
+      <w:r>
+        <w:rPr>
+          <w:highlight w:val="none"/>
+          <w:lang w:val="en" w:bidi="en"/>
+        </w:rPr>
+        <w:t xml:space="preserve">Future employers/educators – My future boss/teacher could look at this project as an example I know how to independently learn python modules (as well as other programming concepts) and that I know how to apply this knowledge.</w:t>
+      </w:r>
       <w:r>
         <w:rPr>
           <w:highlight w:val="none"/>
@@ -283,13 +428,7 @@
           <w:highlight w:val="none"/>
           <w:lang w:val="en" w:bidi="en"/>
         </w:rPr>
-        <w:t xml:space="preserve">Future employers/educators – My future boss/teacher could look at this project as an example I know how to independently learn python modules (as well as other programming concepts) and that I know how to apply this knowledge.</w:t>
-      </w:r>
-      <w:r>
-        <w:rPr>
-          <w:highlight w:val="none"/>
-          <w:lang w:val="en" w:bidi="en"/>
-        </w:rPr>
+        <w:t xml:space="preserve">My family – My family aren’t directly impacted by this project, however it’ll be a nice project to be able to show my progress to them.</w:t>
       </w:r>
       <w:r>
         <w:rPr>
@@ -320,7 +459,6 @@
         <w:ind/>
         <w:rPr/>
       </w:pPr>
-      <w:r/>
       <w:r>
         <w:separator/>
       </w:r>
@@ -335,7 +473,6 @@
         <w:ind/>
         <w:rPr/>
       </w:pPr>
-      <w:r/>
       <w:r>
         <w:continuationSeparator/>
       </w:r>
@@ -355,7 +492,6 @@
         <w:ind/>
         <w:rPr/>
       </w:pPr>
-      <w:r/>
       <w:r>
         <w:separator/>
       </w:r>
@@ -370,7 +506,6 @@
         <w:ind/>
         <w:rPr/>
       </w:pPr>
-      <w:r/>
       <w:r>
         <w:continuationSeparator/>
       </w:r>
@@ -1143,9 +1278,9 @@
     <w:lsdException w:name="Bibliography" w:uiPriority="37"/>
     <w:lsdException w:name="TOC Heading" w:uiPriority="39" w:qFormat="1"/>
   </w:latentStyles>
-  <w:style w:type="table" w:styleId="12">
+  <w:style w:type="table" w:styleId="709">
     <w:name w:val="Table Grid"/>
-    <w:basedOn w:val="665"/>
+    <w:basedOn w:val="895"/>
     <w:uiPriority w:val="59"/>
     <w:pPr>
       <w:pBdr/>
@@ -1342,9 +1477,9 @@
       </w:tcPr>
     </w:tblStylePr>
   </w:style>
-  <w:style w:type="table" w:styleId="13">
+  <w:style w:type="table" w:styleId="710">
     <w:name w:val="Table Grid Light"/>
-    <w:basedOn w:val="665"/>
+    <w:basedOn w:val="895"/>
     <w:uiPriority w:val="59"/>
     <w:pPr>
       <w:pBdr/>
@@ -1541,9 +1676,9 @@
       </w:tcPr>
     </w:tblStylePr>
   </w:style>
-  <w:style w:type="table" w:styleId="14">
+  <w:style w:type="table" w:styleId="711">
     <w:name w:val="Plain Table 1"/>
-    <w:basedOn w:val="665"/>
+    <w:basedOn w:val="895"/>
     <w:uiPriority w:val="59"/>
     <w:pPr>
       <w:pBdr/>
@@ -1766,9 +1901,9 @@
       </w:tcPr>
     </w:tblStylePr>
   </w:style>
-  <w:style w:type="table" w:styleId="15">
+  <w:style w:type="table" w:styleId="712">
     <w:name w:val="Plain Table 2"/>
-    <w:basedOn w:val="665"/>
+    <w:basedOn w:val="895"/>
     <w:uiPriority w:val="59"/>
     <w:pPr>
       <w:pBdr/>
@@ -1999,9 +2134,9 @@
       </w:tcPr>
     </w:tblStylePr>
   </w:style>
-  <w:style w:type="table" w:styleId="16">
+  <w:style w:type="table" w:styleId="713">
     <w:name w:val="Plain Table 3"/>
-    <w:basedOn w:val="665"/>
+    <w:basedOn w:val="895"/>
     <w:uiPriority w:val="99"/>
     <w:pPr>
       <w:pBdr/>
@@ -2229,9 +2364,9 @@
       </w:tcPr>
     </w:tblStylePr>
   </w:style>
-  <w:style w:type="table" w:styleId="17">
+  <w:style w:type="table" w:styleId="714">
     <w:name w:val="Plain Table 4"/>
-    <w:basedOn w:val="665"/>
+    <w:basedOn w:val="895"/>
     <w:uiPriority w:val="99"/>
     <w:pPr>
       <w:pBdr/>
@@ -2445,9 +2580,9 @@
       </w:tcPr>
     </w:tblStylePr>
   </w:style>
-  <w:style w:type="table" w:styleId="18">
+  <w:style w:type="table" w:styleId="715">
     <w:name w:val="Plain Table 5"/>
-    <w:basedOn w:val="665"/>
+    <w:basedOn w:val="895"/>
     <w:uiPriority w:val="99"/>
     <w:pPr>
       <w:pBdr/>
@@ -2678,9 +2813,9 @@
       </w:tcPr>
     </w:tblStylePr>
   </w:style>
-  <w:style w:type="table" w:styleId="19">
+  <w:style w:type="table" w:styleId="716">
     <w:name w:val="Grid Table 1 Light"/>
-    <w:basedOn w:val="665"/>
+    <w:basedOn w:val="895"/>
     <w:uiPriority w:val="99"/>
     <w:pPr>
       <w:pBdr/>
@@ -2901,9 +3036,9 @@
       </w:tcPr>
     </w:tblStylePr>
   </w:style>
-  <w:style w:type="table" w:styleId="20">
+  <w:style w:type="table" w:styleId="717">
     <w:name w:val="Grid Table 1 Light - Accent 1"/>
-    <w:basedOn w:val="665"/>
+    <w:basedOn w:val="895"/>
     <w:uiPriority w:val="99"/>
     <w:pPr>
       <w:pBdr/>
@@ -3124,9 +3259,9 @@
       </w:tcPr>
     </w:tblStylePr>
   </w:style>
-  <w:style w:type="table" w:styleId="21">
+  <w:style w:type="table" w:styleId="718">
     <w:name w:val="Grid Table 1 Light - Accent 2"/>
-    <w:basedOn w:val="665"/>
+    <w:basedOn w:val="895"/>
     <w:uiPriority w:val="99"/>
     <w:pPr>
       <w:pBdr/>
@@ -3347,9 +3482,9 @@
       </w:tcPr>
     </w:tblStylePr>
   </w:style>
-  <w:style w:type="table" w:styleId="22">
+  <w:style w:type="table" w:styleId="719">
     <w:name w:val="Grid Table 1 Light - Accent 3"/>
-    <w:basedOn w:val="665"/>
+    <w:basedOn w:val="895"/>
     <w:uiPriority w:val="99"/>
     <w:pPr>
       <w:pBdr/>
@@ -3570,9 +3705,9 @@
       </w:tcPr>
     </w:tblStylePr>
   </w:style>
-  <w:style w:type="table" w:styleId="23">
+  <w:style w:type="table" w:styleId="720">
     <w:name w:val="Grid Table 1 Light - Accent 4"/>
-    <w:basedOn w:val="665"/>
+    <w:basedOn w:val="895"/>
     <w:uiPriority w:val="99"/>
     <w:pPr>
       <w:pBdr/>
@@ -3793,9 +3928,9 @@
       </w:tcPr>
     </w:tblStylePr>
   </w:style>
-  <w:style w:type="table" w:styleId="24">
+  <w:style w:type="table" w:styleId="721">
     <w:name w:val="Grid Table 1 Light - Accent 5"/>
-    <w:basedOn w:val="665"/>
+    <w:basedOn w:val="895"/>
     <w:uiPriority w:val="99"/>
     <w:pPr>
       <w:pBdr/>
@@ -4016,9 +4151,9 @@
       </w:tcPr>
     </w:tblStylePr>
   </w:style>
-  <w:style w:type="table" w:styleId="25">
+  <w:style w:type="table" w:styleId="722">
     <w:name w:val="Grid Table 1 Light - Accent 6"/>
-    <w:basedOn w:val="665"/>
+    <w:basedOn w:val="895"/>
     <w:uiPriority w:val="99"/>
     <w:pPr>
       <w:pBdr/>
@@ -4239,9 +4374,9 @@
       </w:tcPr>
     </w:tblStylePr>
   </w:style>
-  <w:style w:type="table" w:styleId="26">
+  <w:style w:type="table" w:styleId="723">
     <w:name w:val="Grid Table 2"/>
-    <w:basedOn w:val="665"/>
+    <w:basedOn w:val="895"/>
     <w:uiPriority w:val="99"/>
     <w:pPr>
       <w:pBdr/>
@@ -4471,9 +4606,9 @@
       </w:tcPr>
     </w:tblStylePr>
   </w:style>
-  <w:style w:type="table" w:styleId="27">
+  <w:style w:type="table" w:styleId="724">
     <w:name w:val="Grid Table 2 - Accent 1"/>
-    <w:basedOn w:val="665"/>
+    <w:basedOn w:val="895"/>
     <w:uiPriority w:val="99"/>
     <w:pPr>
       <w:pBdr/>
@@ -4703,9 +4838,9 @@
       </w:tcPr>
     </w:tblStylePr>
   </w:style>
-  <w:style w:type="table" w:styleId="28">
+  <w:style w:type="table" w:styleId="725">
     <w:name w:val="Grid Table 2 - Accent 2"/>
-    <w:basedOn w:val="665"/>
+    <w:basedOn w:val="895"/>
     <w:uiPriority w:val="99"/>
     <w:pPr>
       <w:pBdr/>
@@ -4935,9 +5070,9 @@
       </w:tcPr>
     </w:tblStylePr>
   </w:style>
-  <w:style w:type="table" w:styleId="29">
+  <w:style w:type="table" w:styleId="726">
     <w:name w:val="Grid Table 2 - Accent 3"/>
-    <w:basedOn w:val="665"/>
+    <w:basedOn w:val="895"/>
     <w:uiPriority w:val="99"/>
     <w:pPr>
       <w:pBdr/>
@@ -5167,9 +5302,9 @@
       </w:tcPr>
     </w:tblStylePr>
   </w:style>
-  <w:style w:type="table" w:styleId="30">
+  <w:style w:type="table" w:styleId="727">
     <w:name w:val="Grid Table 2 - Accent 4"/>
-    <w:basedOn w:val="665"/>
+    <w:basedOn w:val="895"/>
     <w:uiPriority w:val="99"/>
     <w:pPr>
       <w:pBdr/>
@@ -5399,9 +5534,9 @@
       </w:tcPr>
     </w:tblStylePr>
   </w:style>
-  <w:style w:type="table" w:styleId="31">
+  <w:style w:type="table" w:styleId="728">
     <w:name w:val="Grid Table 2 - Accent 5"/>
-    <w:basedOn w:val="665"/>
+    <w:basedOn w:val="895"/>
     <w:uiPriority w:val="99"/>
     <w:pPr>
       <w:pBdr/>
@@ -5631,9 +5766,9 @@
       </w:tcPr>
     </w:tblStylePr>
   </w:style>
-  <w:style w:type="table" w:styleId="32">
+  <w:style w:type="table" w:styleId="729">
     <w:name w:val="Grid Table 2 - Accent 6"/>
-    <w:basedOn w:val="665"/>
+    <w:basedOn w:val="895"/>
     <w:uiPriority w:val="99"/>
     <w:pPr>
       <w:pBdr/>
@@ -5863,9 +5998,9 @@
       </w:tcPr>
     </w:tblStylePr>
   </w:style>
-  <w:style w:type="table" w:styleId="33">
+  <w:style w:type="table" w:styleId="730">
     <w:name w:val="Grid Table 3"/>
-    <w:basedOn w:val="665"/>
+    <w:basedOn w:val="895"/>
     <w:uiPriority w:val="99"/>
     <w:pPr>
       <w:pBdr/>
@@ -5964,29 +6099,6 @@
         <w:tblBorders/>
       </w:tblPr>
       <w:tcPr>
-        <w:shd w:color="ffffff"/>
-        <w:tcBorders>
-          <w:top w:val="none" w:color="000000" w:sz="4" w:space="0"/>
-          <w:left w:val="none" w:color="000000" w:sz="4" w:space="0"/>
-          <w:bottom w:val="none" w:color="000000" w:sz="4" w:space="0"/>
-          <w:right w:val="none" w:color="000000" w:sz="4" w:space="0"/>
-        </w:tcBorders>
-      </w:tcPr>
-    </w:tblStylePr>
-    <w:tblStylePr w:type="firstRow">
-      <w:rPr>
-        <w:b/>
-        <w:color w:val="404040"/>
-      </w:rPr>
-      <w:pPr>
-        <w:pBdr/>
-        <w:spacing/>
-        <w:ind/>
-      </w:pPr>
-      <w:tblPr>
-        <w:tblBorders/>
-      </w:tblPr>
-      <w:tcPr>
         <w:shd w:val="clear" w:color="ffffff"/>
         <w:tcBorders>
           <w:top w:val="none" w:color="000000" w:sz="4" w:space="0"/>
@@ -5996,30 +6108,7 @@
         </w:tcBorders>
       </w:tcPr>
     </w:tblStylePr>
-    <w:tblStylePr w:type="lastCol">
-      <w:rPr>
-        <w:i/>
-        <w:color w:val="404040"/>
-      </w:rPr>
-      <w:pPr>
-        <w:pBdr/>
-        <w:spacing/>
-        <w:ind/>
-      </w:pPr>
-      <w:tblPr>
-        <w:tblBorders/>
-      </w:tblPr>
-      <w:tcPr>
-        <w:shd w:color="ffffff"/>
-        <w:tcBorders>
-          <w:top w:val="none" w:color="000000" w:sz="4" w:space="0"/>
-          <w:left w:val="none" w:color="000000" w:sz="4" w:space="0"/>
-          <w:bottom w:val="none" w:color="000000" w:sz="4" w:space="0"/>
-          <w:right w:val="none" w:color="000000" w:sz="4" w:space="0"/>
-        </w:tcBorders>
-      </w:tcPr>
-    </w:tblStylePr>
-    <w:tblStylePr w:type="lastRow">
+    <w:tblStylePr w:type="firstRow">
       <w:rPr>
         <w:b/>
         <w:color w:val="404040"/>
@@ -6042,6 +6131,52 @@
         </w:tcBorders>
       </w:tcPr>
     </w:tblStylePr>
+    <w:tblStylePr w:type="lastCol">
+      <w:rPr>
+        <w:i/>
+        <w:color w:val="404040"/>
+      </w:rPr>
+      <w:pPr>
+        <w:pBdr/>
+        <w:spacing/>
+        <w:ind/>
+      </w:pPr>
+      <w:tblPr>
+        <w:tblBorders/>
+      </w:tblPr>
+      <w:tcPr>
+        <w:shd w:val="clear" w:color="ffffff"/>
+        <w:tcBorders>
+          <w:top w:val="none" w:color="000000" w:sz="4" w:space="0"/>
+          <w:left w:val="none" w:color="000000" w:sz="4" w:space="0"/>
+          <w:bottom w:val="none" w:color="000000" w:sz="4" w:space="0"/>
+          <w:right w:val="none" w:color="000000" w:sz="4" w:space="0"/>
+        </w:tcBorders>
+      </w:tcPr>
+    </w:tblStylePr>
+    <w:tblStylePr w:type="lastRow">
+      <w:rPr>
+        <w:b/>
+        <w:color w:val="404040"/>
+      </w:rPr>
+      <w:pPr>
+        <w:pBdr/>
+        <w:spacing/>
+        <w:ind/>
+      </w:pPr>
+      <w:tblPr>
+        <w:tblBorders/>
+      </w:tblPr>
+      <w:tcPr>
+        <w:shd w:val="clear" w:color="ffffff"/>
+        <w:tcBorders>
+          <w:top w:val="none" w:color="000000" w:sz="4" w:space="0"/>
+          <w:left w:val="none" w:color="000000" w:sz="4" w:space="0"/>
+          <w:bottom w:val="none" w:color="000000" w:sz="4" w:space="0"/>
+          <w:right w:val="none" w:color="000000" w:sz="4" w:space="0"/>
+        </w:tcBorders>
+      </w:tcPr>
+    </w:tblStylePr>
     <w:tblStylePr w:type="nwCell">
       <w:pPr>
         <w:pBdr/>
@@ -6108,9 +6243,9 @@
       </w:tcPr>
     </w:tblStylePr>
   </w:style>
-  <w:style w:type="table" w:styleId="34">
+  <w:style w:type="table" w:styleId="731">
     <w:name w:val="Grid Table 3 - Accent 1"/>
-    <w:basedOn w:val="665"/>
+    <w:basedOn w:val="895"/>
     <w:uiPriority w:val="99"/>
     <w:pPr>
       <w:pBdr/>
@@ -6209,29 +6344,6 @@
         <w:tblBorders/>
       </w:tblPr>
       <w:tcPr>
-        <w:shd w:color="ffffff"/>
-        <w:tcBorders>
-          <w:top w:val="none" w:color="000000" w:sz="4" w:space="0"/>
-          <w:left w:val="none" w:color="000000" w:sz="4" w:space="0"/>
-          <w:bottom w:val="none" w:color="000000" w:sz="4" w:space="0"/>
-          <w:right w:val="none" w:color="000000" w:sz="4" w:space="0"/>
-        </w:tcBorders>
-      </w:tcPr>
-    </w:tblStylePr>
-    <w:tblStylePr w:type="firstRow">
-      <w:rPr>
-        <w:b/>
-        <w:color w:val="404040"/>
-      </w:rPr>
-      <w:pPr>
-        <w:pBdr/>
-        <w:spacing/>
-        <w:ind/>
-      </w:pPr>
-      <w:tblPr>
-        <w:tblBorders/>
-      </w:tblPr>
-      <w:tcPr>
         <w:shd w:val="clear" w:color="ffffff"/>
         <w:tcBorders>
           <w:top w:val="none" w:color="000000" w:sz="4" w:space="0"/>
@@ -6241,30 +6353,7 @@
         </w:tcBorders>
       </w:tcPr>
     </w:tblStylePr>
-    <w:tblStylePr w:type="lastCol">
-      <w:rPr>
-        <w:i/>
-        <w:color w:val="404040"/>
-      </w:rPr>
-      <w:pPr>
-        <w:pBdr/>
-        <w:spacing/>
-        <w:ind/>
-      </w:pPr>
-      <w:tblPr>
-        <w:tblBorders/>
-      </w:tblPr>
-      <w:tcPr>
-        <w:shd w:color="ffffff"/>
-        <w:tcBorders>
-          <w:top w:val="none" w:color="000000" w:sz="4" w:space="0"/>
-          <w:left w:val="none" w:color="000000" w:sz="4" w:space="0"/>
-          <w:bottom w:val="none" w:color="000000" w:sz="4" w:space="0"/>
-          <w:right w:val="none" w:color="000000" w:sz="4" w:space="0"/>
-        </w:tcBorders>
-      </w:tcPr>
-    </w:tblStylePr>
-    <w:tblStylePr w:type="lastRow">
+    <w:tblStylePr w:type="firstRow">
       <w:rPr>
         <w:b/>
         <w:color w:val="404040"/>
@@ -6287,6 +6376,52 @@
         </w:tcBorders>
       </w:tcPr>
     </w:tblStylePr>
+    <w:tblStylePr w:type="lastCol">
+      <w:rPr>
+        <w:i/>
+        <w:color w:val="404040"/>
+      </w:rPr>
+      <w:pPr>
+        <w:pBdr/>
+        <w:spacing/>
+        <w:ind/>
+      </w:pPr>
+      <w:tblPr>
+        <w:tblBorders/>
+      </w:tblPr>
+      <w:tcPr>
+        <w:shd w:val="clear" w:color="ffffff"/>
+        <w:tcBorders>
+          <w:top w:val="none" w:color="000000" w:sz="4" w:space="0"/>
+          <w:left w:val="none" w:color="000000" w:sz="4" w:space="0"/>
+          <w:bottom w:val="none" w:color="000000" w:sz="4" w:space="0"/>
+          <w:right w:val="none" w:color="000000" w:sz="4" w:space="0"/>
+        </w:tcBorders>
+      </w:tcPr>
+    </w:tblStylePr>
+    <w:tblStylePr w:type="lastRow">
+      <w:rPr>
+        <w:b/>
+        <w:color w:val="404040"/>
+      </w:rPr>
+      <w:pPr>
+        <w:pBdr/>
+        <w:spacing/>
+        <w:ind/>
+      </w:pPr>
+      <w:tblPr>
+        <w:tblBorders/>
+      </w:tblPr>
+      <w:tcPr>
+        <w:shd w:val="clear" w:color="ffffff"/>
+        <w:tcBorders>
+          <w:top w:val="none" w:color="000000" w:sz="4" w:space="0"/>
+          <w:left w:val="none" w:color="000000" w:sz="4" w:space="0"/>
+          <w:bottom w:val="none" w:color="000000" w:sz="4" w:space="0"/>
+          <w:right w:val="none" w:color="000000" w:sz="4" w:space="0"/>
+        </w:tcBorders>
+      </w:tcPr>
+    </w:tblStylePr>
     <w:tblStylePr w:type="nwCell">
       <w:pPr>
         <w:pBdr/>
@@ -6353,9 +6488,9 @@
       </w:tcPr>
     </w:tblStylePr>
   </w:style>
-  <w:style w:type="table" w:styleId="35">
+  <w:style w:type="table" w:styleId="732">
     <w:name w:val="Grid Table 3 - Accent 2"/>
-    <w:basedOn w:val="665"/>
+    <w:basedOn w:val="895"/>
     <w:uiPriority w:val="99"/>
     <w:pPr>
       <w:pBdr/>
@@ -6454,29 +6589,6 @@
         <w:tblBorders/>
       </w:tblPr>
       <w:tcPr>
-        <w:shd w:color="ffffff"/>
-        <w:tcBorders>
-          <w:top w:val="none" w:color="000000" w:sz="4" w:space="0"/>
-          <w:left w:val="none" w:color="000000" w:sz="4" w:space="0"/>
-          <w:bottom w:val="none" w:color="000000" w:sz="4" w:space="0"/>
-          <w:right w:val="none" w:color="000000" w:sz="4" w:space="0"/>
-        </w:tcBorders>
-      </w:tcPr>
-    </w:tblStylePr>
-    <w:tblStylePr w:type="firstRow">
-      <w:rPr>
-        <w:b/>
-        <w:color w:val="404040"/>
-      </w:rPr>
-      <w:pPr>
-        <w:pBdr/>
-        <w:spacing/>
-        <w:ind/>
-      </w:pPr>
-      <w:tblPr>
-        <w:tblBorders/>
-      </w:tblPr>
-      <w:tcPr>
         <w:shd w:val="clear" w:color="ffffff"/>
         <w:tcBorders>
           <w:top w:val="none" w:color="000000" w:sz="4" w:space="0"/>
@@ -6486,30 +6598,7 @@
         </w:tcBorders>
       </w:tcPr>
     </w:tblStylePr>
-    <w:tblStylePr w:type="lastCol">
-      <w:rPr>
-        <w:i/>
-        <w:color w:val="404040"/>
-      </w:rPr>
-      <w:pPr>
-        <w:pBdr/>
-        <w:spacing/>
-        <w:ind/>
-      </w:pPr>
-      <w:tblPr>
-        <w:tblBorders/>
-      </w:tblPr>
-      <w:tcPr>
-        <w:shd w:color="ffffff"/>
-        <w:tcBorders>
-          <w:top w:val="none" w:color="000000" w:sz="4" w:space="0"/>
-          <w:left w:val="none" w:color="000000" w:sz="4" w:space="0"/>
-          <w:bottom w:val="none" w:color="000000" w:sz="4" w:space="0"/>
-          <w:right w:val="none" w:color="000000" w:sz="4" w:space="0"/>
-        </w:tcBorders>
-      </w:tcPr>
-    </w:tblStylePr>
-    <w:tblStylePr w:type="lastRow">
+    <w:tblStylePr w:type="firstRow">
       <w:rPr>
         <w:b/>
         <w:color w:val="404040"/>
@@ -6532,6 +6621,52 @@
         </w:tcBorders>
       </w:tcPr>
     </w:tblStylePr>
+    <w:tblStylePr w:type="lastCol">
+      <w:rPr>
+        <w:i/>
+        <w:color w:val="404040"/>
+      </w:rPr>
+      <w:pPr>
+        <w:pBdr/>
+        <w:spacing/>
+        <w:ind/>
+      </w:pPr>
+      <w:tblPr>
+        <w:tblBorders/>
+      </w:tblPr>
+      <w:tcPr>
+        <w:shd w:val="clear" w:color="ffffff"/>
+        <w:tcBorders>
+          <w:top w:val="none" w:color="000000" w:sz="4" w:space="0"/>
+          <w:left w:val="none" w:color="000000" w:sz="4" w:space="0"/>
+          <w:bottom w:val="none" w:color="000000" w:sz="4" w:space="0"/>
+          <w:right w:val="none" w:color="000000" w:sz="4" w:space="0"/>
+        </w:tcBorders>
+      </w:tcPr>
+    </w:tblStylePr>
+    <w:tblStylePr w:type="lastRow">
+      <w:rPr>
+        <w:b/>
+        <w:color w:val="404040"/>
+      </w:rPr>
+      <w:pPr>
+        <w:pBdr/>
+        <w:spacing/>
+        <w:ind/>
+      </w:pPr>
+      <w:tblPr>
+        <w:tblBorders/>
+      </w:tblPr>
+      <w:tcPr>
+        <w:shd w:val="clear" w:color="ffffff"/>
+        <w:tcBorders>
+          <w:top w:val="none" w:color="000000" w:sz="4" w:space="0"/>
+          <w:left w:val="none" w:color="000000" w:sz="4" w:space="0"/>
+          <w:bottom w:val="none" w:color="000000" w:sz="4" w:space="0"/>
+          <w:right w:val="none" w:color="000000" w:sz="4" w:space="0"/>
+        </w:tcBorders>
+      </w:tcPr>
+    </w:tblStylePr>
     <w:tblStylePr w:type="nwCell">
       <w:pPr>
         <w:pBdr/>
@@ -6598,9 +6733,9 @@
       </w:tcPr>
     </w:tblStylePr>
   </w:style>
-  <w:style w:type="table" w:styleId="36">
+  <w:style w:type="table" w:styleId="733">
     <w:name w:val="Grid Table 3 - Accent 3"/>
-    <w:basedOn w:val="665"/>
+    <w:basedOn w:val="895"/>
     <w:uiPriority w:val="99"/>
     <w:pPr>
       <w:pBdr/>
@@ -6699,29 +6834,6 @@
         <w:tblBorders/>
       </w:tblPr>
       <w:tcPr>
-        <w:shd w:color="ffffff"/>
-        <w:tcBorders>
-          <w:top w:val="none" w:color="000000" w:sz="4" w:space="0"/>
-          <w:left w:val="none" w:color="000000" w:sz="4" w:space="0"/>
-          <w:bottom w:val="none" w:color="000000" w:sz="4" w:space="0"/>
-          <w:right w:val="none" w:color="000000" w:sz="4" w:space="0"/>
-        </w:tcBorders>
-      </w:tcPr>
-    </w:tblStylePr>
-    <w:tblStylePr w:type="firstRow">
-      <w:rPr>
-        <w:b/>
-        <w:color w:val="404040"/>
-      </w:rPr>
-      <w:pPr>
-        <w:pBdr/>
-        <w:spacing/>
-        <w:ind/>
-      </w:pPr>
-      <w:tblPr>
-        <w:tblBorders/>
-      </w:tblPr>
-      <w:tcPr>
         <w:shd w:val="clear" w:color="ffffff"/>
         <w:tcBorders>
           <w:top w:val="none" w:color="000000" w:sz="4" w:space="0"/>
@@ -6731,30 +6843,7 @@
         </w:tcBorders>
       </w:tcPr>
     </w:tblStylePr>
-    <w:tblStylePr w:type="lastCol">
-      <w:rPr>
-        <w:i/>
-        <w:color w:val="404040"/>
-      </w:rPr>
-      <w:pPr>
-        <w:pBdr/>
-        <w:spacing/>
-        <w:ind/>
-      </w:pPr>
-      <w:tblPr>
-        <w:tblBorders/>
-      </w:tblPr>
-      <w:tcPr>
-        <w:shd w:color="ffffff"/>
-        <w:tcBorders>
-          <w:top w:val="none" w:color="000000" w:sz="4" w:space="0"/>
-          <w:left w:val="none" w:color="000000" w:sz="4" w:space="0"/>
-          <w:bottom w:val="none" w:color="000000" w:sz="4" w:space="0"/>
-          <w:right w:val="none" w:color="000000" w:sz="4" w:space="0"/>
-        </w:tcBorders>
-      </w:tcPr>
-    </w:tblStylePr>
-    <w:tblStylePr w:type="lastRow">
+    <w:tblStylePr w:type="firstRow">
       <w:rPr>
         <w:b/>
         <w:color w:val="404040"/>
@@ -6777,6 +6866,52 @@
         </w:tcBorders>
       </w:tcPr>
     </w:tblStylePr>
+    <w:tblStylePr w:type="lastCol">
+      <w:rPr>
+        <w:i/>
+        <w:color w:val="404040"/>
+      </w:rPr>
+      <w:pPr>
+        <w:pBdr/>
+        <w:spacing/>
+        <w:ind/>
+      </w:pPr>
+      <w:tblPr>
+        <w:tblBorders/>
+      </w:tblPr>
+      <w:tcPr>
+        <w:shd w:val="clear" w:color="ffffff"/>
+        <w:tcBorders>
+          <w:top w:val="none" w:color="000000" w:sz="4" w:space="0"/>
+          <w:left w:val="none" w:color="000000" w:sz="4" w:space="0"/>
+          <w:bottom w:val="none" w:color="000000" w:sz="4" w:space="0"/>
+          <w:right w:val="none" w:color="000000" w:sz="4" w:space="0"/>
+        </w:tcBorders>
+      </w:tcPr>
+    </w:tblStylePr>
+    <w:tblStylePr w:type="lastRow">
+      <w:rPr>
+        <w:b/>
+        <w:color w:val="404040"/>
+      </w:rPr>
+      <w:pPr>
+        <w:pBdr/>
+        <w:spacing/>
+        <w:ind/>
+      </w:pPr>
+      <w:tblPr>
+        <w:tblBorders/>
+      </w:tblPr>
+      <w:tcPr>
+        <w:shd w:val="clear" w:color="ffffff"/>
+        <w:tcBorders>
+          <w:top w:val="none" w:color="000000" w:sz="4" w:space="0"/>
+          <w:left w:val="none" w:color="000000" w:sz="4" w:space="0"/>
+          <w:bottom w:val="none" w:color="000000" w:sz="4" w:space="0"/>
+          <w:right w:val="none" w:color="000000" w:sz="4" w:space="0"/>
+        </w:tcBorders>
+      </w:tcPr>
+    </w:tblStylePr>
     <w:tblStylePr w:type="nwCell">
       <w:pPr>
         <w:pBdr/>
@@ -6843,9 +6978,9 @@
       </w:tcPr>
     </w:tblStylePr>
   </w:style>
-  <w:style w:type="table" w:styleId="37">
+  <w:style w:type="table" w:styleId="734">
     <w:name w:val="Grid Table 3 - Accent 4"/>
-    <w:basedOn w:val="665"/>
+    <w:basedOn w:val="895"/>
     <w:uiPriority w:val="99"/>
     <w:pPr>
       <w:pBdr/>
@@ -6944,29 +7079,6 @@
         <w:tblBorders/>
       </w:tblPr>
       <w:tcPr>
-        <w:shd w:color="ffffff"/>
-        <w:tcBorders>
-          <w:top w:val="none" w:color="000000" w:sz="4" w:space="0"/>
-          <w:left w:val="none" w:color="000000" w:sz="4" w:space="0"/>
-          <w:bottom w:val="none" w:color="000000" w:sz="4" w:space="0"/>
-          <w:right w:val="none" w:color="000000" w:sz="4" w:space="0"/>
-        </w:tcBorders>
-      </w:tcPr>
-    </w:tblStylePr>
-    <w:tblStylePr w:type="firstRow">
-      <w:rPr>
-        <w:b/>
-        <w:color w:val="404040"/>
-      </w:rPr>
-      <w:pPr>
-        <w:pBdr/>
-        <w:spacing/>
-        <w:ind/>
-      </w:pPr>
-      <w:tblPr>
-        <w:tblBorders/>
-      </w:tblPr>
-      <w:tcPr>
         <w:shd w:val="clear" w:color="ffffff"/>
         <w:tcBorders>
           <w:top w:val="none" w:color="000000" w:sz="4" w:space="0"/>
@@ -6976,30 +7088,7 @@
         </w:tcBorders>
       </w:tcPr>
     </w:tblStylePr>
-    <w:tblStylePr w:type="lastCol">
-      <w:rPr>
-        <w:i/>
-        <w:color w:val="404040"/>
-      </w:rPr>
-      <w:pPr>
-        <w:pBdr/>
-        <w:spacing/>
-        <w:ind/>
-      </w:pPr>
-      <w:tblPr>
-        <w:tblBorders/>
-      </w:tblPr>
-      <w:tcPr>
-        <w:shd w:color="ffffff"/>
-        <w:tcBorders>
-          <w:top w:val="none" w:color="000000" w:sz="4" w:space="0"/>
-          <w:left w:val="none" w:color="000000" w:sz="4" w:space="0"/>
-          <w:bottom w:val="none" w:color="000000" w:sz="4" w:space="0"/>
-          <w:right w:val="none" w:color="000000" w:sz="4" w:space="0"/>
-        </w:tcBorders>
-      </w:tcPr>
-    </w:tblStylePr>
-    <w:tblStylePr w:type="lastRow">
+    <w:tblStylePr w:type="firstRow">
       <w:rPr>
         <w:b/>
         <w:color w:val="404040"/>
@@ -7022,6 +7111,52 @@
         </w:tcBorders>
       </w:tcPr>
     </w:tblStylePr>
+    <w:tblStylePr w:type="lastCol">
+      <w:rPr>
+        <w:i/>
+        <w:color w:val="404040"/>
+      </w:rPr>
+      <w:pPr>
+        <w:pBdr/>
+        <w:spacing/>
+        <w:ind/>
+      </w:pPr>
+      <w:tblPr>
+        <w:tblBorders/>
+      </w:tblPr>
+      <w:tcPr>
+        <w:shd w:val="clear" w:color="ffffff"/>
+        <w:tcBorders>
+          <w:top w:val="none" w:color="000000" w:sz="4" w:space="0"/>
+          <w:left w:val="none" w:color="000000" w:sz="4" w:space="0"/>
+          <w:bottom w:val="none" w:color="000000" w:sz="4" w:space="0"/>
+          <w:right w:val="none" w:color="000000" w:sz="4" w:space="0"/>
+        </w:tcBorders>
+      </w:tcPr>
+    </w:tblStylePr>
+    <w:tblStylePr w:type="lastRow">
+      <w:rPr>
+        <w:b/>
+        <w:color w:val="404040"/>
+      </w:rPr>
+      <w:pPr>
+        <w:pBdr/>
+        <w:spacing/>
+        <w:ind/>
+      </w:pPr>
+      <w:tblPr>
+        <w:tblBorders/>
+      </w:tblPr>
+      <w:tcPr>
+        <w:shd w:val="clear" w:color="ffffff"/>
+        <w:tcBorders>
+          <w:top w:val="none" w:color="000000" w:sz="4" w:space="0"/>
+          <w:left w:val="none" w:color="000000" w:sz="4" w:space="0"/>
+          <w:bottom w:val="none" w:color="000000" w:sz="4" w:space="0"/>
+          <w:right w:val="none" w:color="000000" w:sz="4" w:space="0"/>
+        </w:tcBorders>
+      </w:tcPr>
+    </w:tblStylePr>
     <w:tblStylePr w:type="nwCell">
       <w:pPr>
         <w:pBdr/>
@@ -7088,9 +7223,9 @@
       </w:tcPr>
     </w:tblStylePr>
   </w:style>
-  <w:style w:type="table" w:styleId="38">
+  <w:style w:type="table" w:styleId="735">
     <w:name w:val="Grid Table 3 - Accent 5"/>
-    <w:basedOn w:val="665"/>
+    <w:basedOn w:val="895"/>
     <w:uiPriority w:val="99"/>
     <w:pPr>
       <w:pBdr/>
@@ -7189,29 +7324,6 @@
         <w:tblBorders/>
       </w:tblPr>
       <w:tcPr>
-        <w:shd w:color="ffffff"/>
-        <w:tcBorders>
-          <w:top w:val="none" w:color="000000" w:sz="4" w:space="0"/>
-          <w:left w:val="none" w:color="000000" w:sz="4" w:space="0"/>
-          <w:bottom w:val="none" w:color="000000" w:sz="4" w:space="0"/>
-          <w:right w:val="none" w:color="000000" w:sz="4" w:space="0"/>
-        </w:tcBorders>
-      </w:tcPr>
-    </w:tblStylePr>
-    <w:tblStylePr w:type="firstRow">
-      <w:rPr>
-        <w:b/>
-        <w:color w:val="404040"/>
-      </w:rPr>
-      <w:pPr>
-        <w:pBdr/>
-        <w:spacing/>
-        <w:ind/>
-      </w:pPr>
-      <w:tblPr>
-        <w:tblBorders/>
-      </w:tblPr>
-      <w:tcPr>
         <w:shd w:val="clear" w:color="ffffff"/>
         <w:tcBorders>
           <w:top w:val="none" w:color="000000" w:sz="4" w:space="0"/>
@@ -7221,30 +7333,7 @@
         </w:tcBorders>
       </w:tcPr>
     </w:tblStylePr>
-    <w:tblStylePr w:type="lastCol">
-      <w:rPr>
-        <w:i/>
-        <w:color w:val="404040"/>
-      </w:rPr>
-      <w:pPr>
-        <w:pBdr/>
-        <w:spacing/>
-        <w:ind/>
-      </w:pPr>
-      <w:tblPr>
-        <w:tblBorders/>
-      </w:tblPr>
-      <w:tcPr>
-        <w:shd w:color="ffffff"/>
-        <w:tcBorders>
-          <w:top w:val="none" w:color="000000" w:sz="4" w:space="0"/>
-          <w:left w:val="none" w:color="000000" w:sz="4" w:space="0"/>
-          <w:bottom w:val="none" w:color="000000" w:sz="4" w:space="0"/>
-          <w:right w:val="none" w:color="000000" w:sz="4" w:space="0"/>
-        </w:tcBorders>
-      </w:tcPr>
-    </w:tblStylePr>
-    <w:tblStylePr w:type="lastRow">
+    <w:tblStylePr w:type="firstRow">
       <w:rPr>
         <w:b/>
         <w:color w:val="404040"/>
@@ -7267,6 +7356,52 @@
         </w:tcBorders>
       </w:tcPr>
     </w:tblStylePr>
+    <w:tblStylePr w:type="lastCol">
+      <w:rPr>
+        <w:i/>
+        <w:color w:val="404040"/>
+      </w:rPr>
+      <w:pPr>
+        <w:pBdr/>
+        <w:spacing/>
+        <w:ind/>
+      </w:pPr>
+      <w:tblPr>
+        <w:tblBorders/>
+      </w:tblPr>
+      <w:tcPr>
+        <w:shd w:val="clear" w:color="ffffff"/>
+        <w:tcBorders>
+          <w:top w:val="none" w:color="000000" w:sz="4" w:space="0"/>
+          <w:left w:val="none" w:color="000000" w:sz="4" w:space="0"/>
+          <w:bottom w:val="none" w:color="000000" w:sz="4" w:space="0"/>
+          <w:right w:val="none" w:color="000000" w:sz="4" w:space="0"/>
+        </w:tcBorders>
+      </w:tcPr>
+    </w:tblStylePr>
+    <w:tblStylePr w:type="lastRow">
+      <w:rPr>
+        <w:b/>
+        <w:color w:val="404040"/>
+      </w:rPr>
+      <w:pPr>
+        <w:pBdr/>
+        <w:spacing/>
+        <w:ind/>
+      </w:pPr>
+      <w:tblPr>
+        <w:tblBorders/>
+      </w:tblPr>
+      <w:tcPr>
+        <w:shd w:val="clear" w:color="ffffff"/>
+        <w:tcBorders>
+          <w:top w:val="none" w:color="000000" w:sz="4" w:space="0"/>
+          <w:left w:val="none" w:color="000000" w:sz="4" w:space="0"/>
+          <w:bottom w:val="none" w:color="000000" w:sz="4" w:space="0"/>
+          <w:right w:val="none" w:color="000000" w:sz="4" w:space="0"/>
+        </w:tcBorders>
+      </w:tcPr>
+    </w:tblStylePr>
     <w:tblStylePr w:type="nwCell">
       <w:pPr>
         <w:pBdr/>
@@ -7333,9 +7468,9 @@
       </w:tcPr>
     </w:tblStylePr>
   </w:style>
-  <w:style w:type="table" w:styleId="39">
+  <w:style w:type="table" w:styleId="736">
     <w:name w:val="Grid Table 3 - Accent 6"/>
-    <w:basedOn w:val="665"/>
+    <w:basedOn w:val="895"/>
     <w:uiPriority w:val="99"/>
     <w:pPr>
       <w:pBdr/>
@@ -7434,29 +7569,6 @@
         <w:tblBorders/>
       </w:tblPr>
       <w:tcPr>
-        <w:shd w:color="ffffff"/>
-        <w:tcBorders>
-          <w:top w:val="none" w:color="000000" w:sz="4" w:space="0"/>
-          <w:left w:val="none" w:color="000000" w:sz="4" w:space="0"/>
-          <w:bottom w:val="none" w:color="000000" w:sz="4" w:space="0"/>
-          <w:right w:val="none" w:color="000000" w:sz="4" w:space="0"/>
-        </w:tcBorders>
-      </w:tcPr>
-    </w:tblStylePr>
-    <w:tblStylePr w:type="firstRow">
-      <w:rPr>
-        <w:b/>
-        <w:color w:val="404040"/>
-      </w:rPr>
-      <w:pPr>
-        <w:pBdr/>
-        <w:spacing/>
-        <w:ind/>
-      </w:pPr>
-      <w:tblPr>
-        <w:tblBorders/>
-      </w:tblPr>
-      <w:tcPr>
         <w:shd w:val="clear" w:color="ffffff"/>
         <w:tcBorders>
           <w:top w:val="none" w:color="000000" w:sz="4" w:space="0"/>
@@ -7466,30 +7578,7 @@
         </w:tcBorders>
       </w:tcPr>
     </w:tblStylePr>
-    <w:tblStylePr w:type="lastCol">
-      <w:rPr>
-        <w:i/>
-        <w:color w:val="404040"/>
-      </w:rPr>
-      <w:pPr>
-        <w:pBdr/>
-        <w:spacing/>
-        <w:ind/>
-      </w:pPr>
-      <w:tblPr>
-        <w:tblBorders/>
-      </w:tblPr>
-      <w:tcPr>
-        <w:shd w:color="ffffff"/>
-        <w:tcBorders>
-          <w:top w:val="none" w:color="000000" w:sz="4" w:space="0"/>
-          <w:left w:val="none" w:color="000000" w:sz="4" w:space="0"/>
-          <w:bottom w:val="none" w:color="000000" w:sz="4" w:space="0"/>
-          <w:right w:val="none" w:color="000000" w:sz="4" w:space="0"/>
-        </w:tcBorders>
-      </w:tcPr>
-    </w:tblStylePr>
-    <w:tblStylePr w:type="lastRow">
+    <w:tblStylePr w:type="firstRow">
       <w:rPr>
         <w:b/>
         <w:color w:val="404040"/>
@@ -7512,6 +7601,52 @@
         </w:tcBorders>
       </w:tcPr>
     </w:tblStylePr>
+    <w:tblStylePr w:type="lastCol">
+      <w:rPr>
+        <w:i/>
+        <w:color w:val="404040"/>
+      </w:rPr>
+      <w:pPr>
+        <w:pBdr/>
+        <w:spacing/>
+        <w:ind/>
+      </w:pPr>
+      <w:tblPr>
+        <w:tblBorders/>
+      </w:tblPr>
+      <w:tcPr>
+        <w:shd w:val="clear" w:color="ffffff"/>
+        <w:tcBorders>
+          <w:top w:val="none" w:color="000000" w:sz="4" w:space="0"/>
+          <w:left w:val="none" w:color="000000" w:sz="4" w:space="0"/>
+          <w:bottom w:val="none" w:color="000000" w:sz="4" w:space="0"/>
+          <w:right w:val="none" w:color="000000" w:sz="4" w:space="0"/>
+        </w:tcBorders>
+      </w:tcPr>
+    </w:tblStylePr>
+    <w:tblStylePr w:type="lastRow">
+      <w:rPr>
+        <w:b/>
+        <w:color w:val="404040"/>
+      </w:rPr>
+      <w:pPr>
+        <w:pBdr/>
+        <w:spacing/>
+        <w:ind/>
+      </w:pPr>
+      <w:tblPr>
+        <w:tblBorders/>
+      </w:tblPr>
+      <w:tcPr>
+        <w:shd w:val="clear" w:color="ffffff"/>
+        <w:tcBorders>
+          <w:top w:val="none" w:color="000000" w:sz="4" w:space="0"/>
+          <w:left w:val="none" w:color="000000" w:sz="4" w:space="0"/>
+          <w:bottom w:val="none" w:color="000000" w:sz="4" w:space="0"/>
+          <w:right w:val="none" w:color="000000" w:sz="4" w:space="0"/>
+        </w:tcBorders>
+      </w:tcPr>
+    </w:tblStylePr>
     <w:tblStylePr w:type="nwCell">
       <w:pPr>
         <w:pBdr/>
@@ -7578,9 +7713,9 @@
       </w:tcPr>
     </w:tblStylePr>
   </w:style>
-  <w:style w:type="table" w:styleId="40">
+  <w:style w:type="table" w:styleId="737">
     <w:name w:val="Grid Table 4"/>
-    <w:basedOn w:val="665"/>
+    <w:basedOn w:val="895"/>
     <w:uiPriority w:val="59"/>
     <w:pPr>
       <w:pBdr/>
@@ -7811,9 +7946,9 @@
       </w:tcPr>
     </w:tblStylePr>
   </w:style>
-  <w:style w:type="table" w:styleId="41">
+  <w:style w:type="table" w:styleId="738">
     <w:name w:val="Grid Table 4 - Accent 1"/>
-    <w:basedOn w:val="665"/>
+    <w:basedOn w:val="895"/>
     <w:uiPriority w:val="59"/>
     <w:pPr>
       <w:pBdr/>
@@ -8044,9 +8179,9 @@
       </w:tcPr>
     </w:tblStylePr>
   </w:style>
-  <w:style w:type="table" w:styleId="42">
+  <w:style w:type="table" w:styleId="739">
     <w:name w:val="Grid Table 4 - Accent 2"/>
-    <w:basedOn w:val="665"/>
+    <w:basedOn w:val="895"/>
     <w:uiPriority w:val="59"/>
     <w:pPr>
       <w:pBdr/>
@@ -8277,9 +8412,9 @@
       </w:tcPr>
     </w:tblStylePr>
   </w:style>
-  <w:style w:type="table" w:styleId="43">
+  <w:style w:type="table" w:styleId="740">
     <w:name w:val="Grid Table 4 - Accent 3"/>
-    <w:basedOn w:val="665"/>
+    <w:basedOn w:val="895"/>
     <w:uiPriority w:val="59"/>
     <w:pPr>
       <w:pBdr/>
@@ -8510,9 +8645,9 @@
       </w:tcPr>
     </w:tblStylePr>
   </w:style>
-  <w:style w:type="table" w:styleId="44">
+  <w:style w:type="table" w:styleId="741">
     <w:name w:val="Grid Table 4 - Accent 4"/>
-    <w:basedOn w:val="665"/>
+    <w:basedOn w:val="895"/>
     <w:uiPriority w:val="59"/>
     <w:pPr>
       <w:pBdr/>
@@ -8743,9 +8878,9 @@
       </w:tcPr>
     </w:tblStylePr>
   </w:style>
-  <w:style w:type="table" w:styleId="45">
+  <w:style w:type="table" w:styleId="742">
     <w:name w:val="Grid Table 4 - Accent 5"/>
-    <w:basedOn w:val="665"/>
+    <w:basedOn w:val="895"/>
     <w:uiPriority w:val="59"/>
     <w:pPr>
       <w:pBdr/>
@@ -8976,9 +9111,9 @@
       </w:tcPr>
     </w:tblStylePr>
   </w:style>
-  <w:style w:type="table" w:styleId="46">
+  <w:style w:type="table" w:styleId="743">
     <w:name w:val="Grid Table 4 - Accent 6"/>
-    <w:basedOn w:val="665"/>
+    <w:basedOn w:val="895"/>
     <w:uiPriority w:val="59"/>
     <w:pPr>
       <w:pBdr/>
@@ -9209,9 +9344,9 @@
       </w:tcPr>
     </w:tblStylePr>
   </w:style>
-  <w:style w:type="table" w:styleId="47">
+  <w:style w:type="table" w:styleId="744">
     <w:name w:val="Grid Table 5 Dark"/>
-    <w:basedOn w:val="665"/>
+    <w:basedOn w:val="895"/>
     <w:uiPriority w:val="99"/>
     <w:pPr>
       <w:pBdr/>
@@ -9437,9 +9572,9 @@
       </w:tcPr>
     </w:tblStylePr>
   </w:style>
-  <w:style w:type="table" w:styleId="48">
+  <w:style w:type="table" w:styleId="745">
     <w:name w:val="Grid Table 5 Dark- Accent 1"/>
-    <w:basedOn w:val="665"/>
+    <w:basedOn w:val="895"/>
     <w:uiPriority w:val="99"/>
     <w:pPr>
       <w:pBdr/>
@@ -9665,9 +9800,9 @@
       </w:tcPr>
     </w:tblStylePr>
   </w:style>
-  <w:style w:type="table" w:styleId="49">
+  <w:style w:type="table" w:styleId="746">
     <w:name w:val="Grid Table 5 Dark - Accent 2"/>
-    <w:basedOn w:val="665"/>
+    <w:basedOn w:val="895"/>
     <w:uiPriority w:val="99"/>
     <w:pPr>
       <w:pBdr/>
@@ -9893,9 +10028,9 @@
       </w:tcPr>
     </w:tblStylePr>
   </w:style>
-  <w:style w:type="table" w:styleId="50">
+  <w:style w:type="table" w:styleId="747">
     <w:name w:val="Grid Table 5 Dark - Accent 3"/>
-    <w:basedOn w:val="665"/>
+    <w:basedOn w:val="895"/>
     <w:uiPriority w:val="99"/>
     <w:pPr>
       <w:pBdr/>
@@ -10121,9 +10256,9 @@
       </w:tcPr>
     </w:tblStylePr>
   </w:style>
-  <w:style w:type="table" w:styleId="51">
+  <w:style w:type="table" w:styleId="748">
     <w:name w:val="Grid Table 5 Dark- Accent 4"/>
-    <w:basedOn w:val="665"/>
+    <w:basedOn w:val="895"/>
     <w:uiPriority w:val="99"/>
     <w:pPr>
       <w:pBdr/>
@@ -10349,9 +10484,9 @@
       </w:tcPr>
     </w:tblStylePr>
   </w:style>
-  <w:style w:type="table" w:styleId="52">
+  <w:style w:type="table" w:styleId="749">
     <w:name w:val="Grid Table 5 Dark - Accent 5"/>
-    <w:basedOn w:val="665"/>
+    <w:basedOn w:val="895"/>
     <w:uiPriority w:val="99"/>
     <w:pPr>
       <w:pBdr/>
@@ -10577,9 +10712,9 @@
       </w:tcPr>
     </w:tblStylePr>
   </w:style>
-  <w:style w:type="table" w:styleId="53">
+  <w:style w:type="table" w:styleId="750">
     <w:name w:val="Grid Table 5 Dark - Accent 6"/>
-    <w:basedOn w:val="665"/>
+    <w:basedOn w:val="895"/>
     <w:uiPriority w:val="99"/>
     <w:pPr>
       <w:pBdr/>
@@ -10805,9 +10940,9 @@
       </w:tcPr>
     </w:tblStylePr>
   </w:style>
-  <w:style w:type="table" w:styleId="54">
+  <w:style w:type="table" w:styleId="751">
     <w:name w:val="Grid Table 6 Colorful"/>
-    <w:basedOn w:val="665"/>
+    <w:basedOn w:val="895"/>
     <w:uiPriority w:val="99"/>
     <w:pPr>
       <w:pBdr/>
@@ -11035,9 +11170,9 @@
       </w:tcPr>
     </w:tblStylePr>
   </w:style>
-  <w:style w:type="table" w:styleId="55">
+  <w:style w:type="table" w:styleId="752">
     <w:name w:val="Grid Table 6 Colorful - Accent 1"/>
-    <w:basedOn w:val="665"/>
+    <w:basedOn w:val="895"/>
     <w:uiPriority w:val="99"/>
     <w:pPr>
       <w:pBdr/>
@@ -11265,9 +11400,9 @@
       </w:tcPr>
     </w:tblStylePr>
   </w:style>
-  <w:style w:type="table" w:styleId="56">
+  <w:style w:type="table" w:styleId="753">
     <w:name w:val="Grid Table 6 Colorful - Accent 2"/>
-    <w:basedOn w:val="665"/>
+    <w:basedOn w:val="895"/>
     <w:uiPriority w:val="99"/>
     <w:pPr>
       <w:pBdr/>
@@ -11495,9 +11630,9 @@
       </w:tcPr>
     </w:tblStylePr>
   </w:style>
-  <w:style w:type="table" w:styleId="57">
+  <w:style w:type="table" w:styleId="754">
     <w:name w:val="Grid Table 6 Colorful - Accent 3"/>
-    <w:basedOn w:val="665"/>
+    <w:basedOn w:val="895"/>
     <w:uiPriority w:val="99"/>
     <w:pPr>
       <w:pBdr/>
@@ -11725,9 +11860,9 @@
       </w:tcPr>
     </w:tblStylePr>
   </w:style>
-  <w:style w:type="table" w:styleId="58">
+  <w:style w:type="table" w:styleId="755">
     <w:name w:val="Grid Table 6 Colorful - Accent 4"/>
-    <w:basedOn w:val="665"/>
+    <w:basedOn w:val="895"/>
     <w:uiPriority w:val="99"/>
     <w:pPr>
       <w:pBdr/>
@@ -11955,9 +12090,9 @@
       </w:tcPr>
     </w:tblStylePr>
   </w:style>
-  <w:style w:type="table" w:styleId="59">
+  <w:style w:type="table" w:styleId="756">
     <w:name w:val="Grid Table 6 Colorful - Accent 5"/>
-    <w:basedOn w:val="665"/>
+    <w:basedOn w:val="895"/>
     <w:uiPriority w:val="99"/>
     <w:pPr>
       <w:pBdr/>
@@ -12185,9 +12320,9 @@
       </w:tcPr>
     </w:tblStylePr>
   </w:style>
-  <w:style w:type="table" w:styleId="60">
+  <w:style w:type="table" w:styleId="757">
     <w:name w:val="Grid Table 6 Colorful - Accent 6"/>
-    <w:basedOn w:val="665"/>
+    <w:basedOn w:val="895"/>
     <w:uiPriority w:val="99"/>
     <w:pPr>
       <w:pBdr/>
@@ -12415,9 +12550,9 @@
       </w:tcPr>
     </w:tblStylePr>
   </w:style>
-  <w:style w:type="table" w:styleId="61">
+  <w:style w:type="table" w:styleId="758">
     <w:name w:val="Grid Table 7 Colorful"/>
-    <w:basedOn w:val="665"/>
+    <w:basedOn w:val="895"/>
     <w:uiPriority w:val="99"/>
     <w:pPr>
       <w:pBdr/>
@@ -12519,11 +12654,11 @@
         <w:tblBorders/>
       </w:tblPr>
       <w:tcPr>
-        <w:shd w:color="ffffff"/>
+        <w:shd w:val="clear" w:color="ffffff"/>
         <w:tcBorders>
-          <w:top w:val="none"/>
-          <w:left w:val="none"/>
-          <w:bottom w:val="none"/>
+          <w:top w:val="none" w:color="000000" w:sz="4" w:space="0"/>
+          <w:left w:val="none" w:color="000000" w:sz="4" w:space="0"/>
+          <w:bottom w:val="none" w:color="000000" w:sz="4" w:space="0"/>
           <w:right w:val="single" w:color="000000" w:themeColor="text1" w:themeTint="80" w:sz="4" w:space="0"/>
         </w:tcBorders>
       </w:tcPr>
@@ -12546,10 +12681,10 @@
       <w:tcPr>
         <w:shd w:val="clear" w:color="ffffff" w:themeColor="light1" w:fill="ffffff" w:themeFill="light1"/>
         <w:tcBorders>
-          <w:top w:val="none"/>
-          <w:left w:val="none"/>
+          <w:top w:val="none" w:color="000000" w:sz="4" w:space="0"/>
+          <w:left w:val="none" w:color="000000" w:sz="4" w:space="0"/>
           <w:bottom w:val="single" w:color="000000" w:themeColor="text1" w:themeTint="80" w:sz="4" w:space="0"/>
-          <w:right w:val="none"/>
+          <w:right w:val="none" w:color="000000" w:sz="4" w:space="0"/>
         </w:tcBorders>
       </w:tcPr>
     </w:tblStylePr>
@@ -12569,12 +12704,12 @@
         <w:tblBorders/>
       </w:tblPr>
       <w:tcPr>
-        <w:shd w:color="ffffff"/>
+        <w:shd w:val="clear" w:color="ffffff"/>
         <w:tcBorders>
-          <w:top w:val="none"/>
+          <w:top w:val="none" w:color="000000" w:sz="4" w:space="0"/>
           <w:left w:val="single" w:color="000000" w:themeColor="text1" w:themeTint="80" w:sz="4" w:space="0"/>
-          <w:bottom w:val="none"/>
-          <w:right w:val="none"/>
+          <w:bottom w:val="none" w:color="000000" w:sz="4" w:space="0"/>
+          <w:right w:val="none" w:color="000000" w:sz="4" w:space="0"/>
         </w:tcBorders>
       </w:tcPr>
     </w:tblStylePr>
@@ -12597,9 +12732,9 @@
         <w:shd w:val="clear" w:color="ffffff" w:themeColor="light1" w:fill="ffffff" w:themeFill="light1"/>
         <w:tcBorders>
           <w:top w:val="single" w:color="000000" w:themeColor="text1" w:themeTint="80" w:sz="4" w:space="0"/>
-          <w:left w:val="none"/>
-          <w:bottom w:val="none"/>
-          <w:right w:val="none"/>
+          <w:left w:val="none" w:color="000000" w:sz="4" w:space="0"/>
+          <w:bottom w:val="none" w:color="000000" w:sz="4" w:space="0"/>
+          <w:right w:val="none" w:color="000000" w:sz="4" w:space="0"/>
         </w:tcBorders>
       </w:tcPr>
     </w:tblStylePr>
@@ -12669,9 +12804,9 @@
       </w:tcPr>
     </w:tblStylePr>
   </w:style>
-  <w:style w:type="table" w:styleId="62">
+  <w:style w:type="table" w:styleId="759">
     <w:name w:val="Grid Table 7 Colorful - Accent 1"/>
-    <w:basedOn w:val="665"/>
+    <w:basedOn w:val="895"/>
     <w:uiPriority w:val="99"/>
     <w:pPr>
       <w:pBdr/>
@@ -12773,11 +12908,11 @@
         <w:tblBorders/>
       </w:tblPr>
       <w:tcPr>
-        <w:shd w:color="ffffff"/>
+        <w:shd w:val="clear" w:color="ffffff"/>
         <w:tcBorders>
-          <w:top w:val="none"/>
-          <w:left w:val="none"/>
-          <w:bottom w:val="none"/>
+          <w:top w:val="none" w:color="000000" w:sz="4" w:space="0"/>
+          <w:left w:val="none" w:color="000000" w:sz="4" w:space="0"/>
+          <w:bottom w:val="none" w:color="000000" w:sz="4" w:space="0"/>
           <w:right w:val="single" w:color="000000" w:themeColor="accent1" w:themeTint="80" w:sz="4" w:space="0"/>
         </w:tcBorders>
       </w:tcPr>
@@ -12800,10 +12935,10 @@
       <w:tcPr>
         <w:shd w:val="clear" w:color="ffffff" w:themeColor="light1" w:fill="ffffff" w:themeFill="light1"/>
         <w:tcBorders>
-          <w:top w:val="none"/>
-          <w:left w:val="none"/>
+          <w:top w:val="none" w:color="000000" w:sz="4" w:space="0"/>
+          <w:left w:val="none" w:color="000000" w:sz="4" w:space="0"/>
           <w:bottom w:val="single" w:color="000000" w:themeColor="accent1" w:themeTint="80" w:sz="4" w:space="0"/>
-          <w:right w:val="none"/>
+          <w:right w:val="none" w:color="000000" w:sz="4" w:space="0"/>
         </w:tcBorders>
       </w:tcPr>
     </w:tblStylePr>
@@ -12823,12 +12958,12 @@
         <w:tblBorders/>
       </w:tblPr>
       <w:tcPr>
-        <w:shd w:color="ffffff"/>
+        <w:shd w:val="clear" w:color="ffffff"/>
         <w:tcBorders>
-          <w:top w:val="none"/>
+          <w:top w:val="none" w:color="000000" w:sz="4" w:space="0"/>
           <w:left w:val="single" w:color="000000" w:themeColor="accent1" w:themeTint="80" w:sz="4" w:space="0"/>
-          <w:bottom w:val="none"/>
-          <w:right w:val="none"/>
+          <w:bottom w:val="none" w:color="000000" w:sz="4" w:space="0"/>
+          <w:right w:val="none" w:color="000000" w:sz="4" w:space="0"/>
         </w:tcBorders>
       </w:tcPr>
     </w:tblStylePr>
@@ -12851,9 +12986,9 @@
         <w:shd w:val="clear" w:color="ffffff" w:themeColor="light1" w:fill="ffffff" w:themeFill="light1"/>
         <w:tcBorders>
           <w:top w:val="single" w:color="000000" w:themeColor="accent1" w:themeTint="80" w:sz="4" w:space="0"/>
-          <w:left w:val="none"/>
-          <w:bottom w:val="none"/>
-          <w:right w:val="none"/>
+          <w:left w:val="none" w:color="000000" w:sz="4" w:space="0"/>
+          <w:bottom w:val="none" w:color="000000" w:sz="4" w:space="0"/>
+          <w:right w:val="none" w:color="000000" w:sz="4" w:space="0"/>
         </w:tcBorders>
       </w:tcPr>
     </w:tblStylePr>
@@ -12923,9 +13058,9 @@
       </w:tcPr>
     </w:tblStylePr>
   </w:style>
-  <w:style w:type="table" w:styleId="63">
+  <w:style w:type="table" w:styleId="760">
     <w:name w:val="Grid Table 7 Colorful - Accent 2"/>
-    <w:basedOn w:val="665"/>
+    <w:basedOn w:val="895"/>
     <w:uiPriority w:val="99"/>
     <w:pPr>
       <w:pBdr/>
@@ -13027,11 +13162,11 @@
         <w:tblBorders/>
       </w:tblPr>
       <w:tcPr>
-        <w:shd w:color="ffffff"/>
+        <w:shd w:val="clear" w:color="ffffff"/>
         <w:tcBorders>
-          <w:top w:val="none"/>
-          <w:left w:val="none"/>
-          <w:bottom w:val="none"/>
+          <w:top w:val="none" w:color="000000" w:sz="4" w:space="0"/>
+          <w:left w:val="none" w:color="000000" w:sz="4" w:space="0"/>
+          <w:bottom w:val="none" w:color="000000" w:sz="4" w:space="0"/>
           <w:right w:val="single" w:color="000000" w:themeColor="accent2" w:themeTint="97" w:sz="4" w:space="0"/>
         </w:tcBorders>
       </w:tcPr>
@@ -13054,10 +13189,10 @@
       <w:tcPr>
         <w:shd w:val="clear" w:color="ffffff" w:themeColor="light1" w:fill="ffffff" w:themeFill="light1"/>
         <w:tcBorders>
-          <w:top w:val="none"/>
-          <w:left w:val="none"/>
+          <w:top w:val="none" w:color="000000" w:sz="4" w:space="0"/>
+          <w:left w:val="none" w:color="000000" w:sz="4" w:space="0"/>
           <w:bottom w:val="single" w:color="000000" w:themeColor="accent2" w:themeTint="97" w:sz="4" w:space="0"/>
-          <w:right w:val="none"/>
+          <w:right w:val="none" w:color="000000" w:sz="4" w:space="0"/>
         </w:tcBorders>
       </w:tcPr>
     </w:tblStylePr>
@@ -13077,12 +13212,12 @@
         <w:tblBorders/>
       </w:tblPr>
       <w:tcPr>
-        <w:shd w:color="ffffff"/>
+        <w:shd w:val="clear" w:color="ffffff"/>
         <w:tcBorders>
-          <w:top w:val="none"/>
+          <w:top w:val="none" w:color="000000" w:sz="4" w:space="0"/>
           <w:left w:val="single" w:color="000000" w:themeColor="accent2" w:themeTint="97" w:sz="4" w:space="0"/>
-          <w:bottom w:val="none"/>
-          <w:right w:val="none"/>
+          <w:bottom w:val="none" w:color="000000" w:sz="4" w:space="0"/>
+          <w:right w:val="none" w:color="000000" w:sz="4" w:space="0"/>
         </w:tcBorders>
       </w:tcPr>
     </w:tblStylePr>
@@ -13105,9 +13240,9 @@
         <w:shd w:val="clear" w:color="ffffff" w:themeColor="light1" w:fill="ffffff" w:themeFill="light1"/>
         <w:tcBorders>
           <w:top w:val="single" w:color="000000" w:themeColor="accent2" w:themeTint="97" w:sz="4" w:space="0"/>
-          <w:left w:val="none"/>
-          <w:bottom w:val="none"/>
-          <w:right w:val="none"/>
+          <w:left w:val="none" w:color="000000" w:sz="4" w:space="0"/>
+          <w:bottom w:val="none" w:color="000000" w:sz="4" w:space="0"/>
+          <w:right w:val="none" w:color="000000" w:sz="4" w:space="0"/>
         </w:tcBorders>
       </w:tcPr>
     </w:tblStylePr>
@@ -13177,9 +13312,9 @@
       </w:tcPr>
     </w:tblStylePr>
   </w:style>
-  <w:style w:type="table" w:styleId="64">
+  <w:style w:type="table" w:styleId="761">
     <w:name w:val="Grid Table 7 Colorful - Accent 3"/>
-    <w:basedOn w:val="665"/>
+    <w:basedOn w:val="895"/>
     <w:uiPriority w:val="99"/>
     <w:pPr>
       <w:pBdr/>
@@ -13281,11 +13416,11 @@
         <w:tblBorders/>
       </w:tblPr>
       <w:tcPr>
-        <w:shd w:color="ffffff"/>
+        <w:shd w:val="clear" w:color="ffffff"/>
         <w:tcBorders>
-          <w:top w:val="none"/>
-          <w:left w:val="none"/>
-          <w:bottom w:val="none"/>
+          <w:top w:val="none" w:color="000000" w:sz="4" w:space="0"/>
+          <w:left w:val="none" w:color="000000" w:sz="4" w:space="0"/>
+          <w:bottom w:val="none" w:color="000000" w:sz="4" w:space="0"/>
           <w:right w:val="single" w:color="000000" w:themeColor="accent3" w:themeTint="FE" w:sz="4" w:space="0"/>
         </w:tcBorders>
       </w:tcPr>
@@ -13308,10 +13443,10 @@
       <w:tcPr>
         <w:shd w:val="clear" w:color="ffffff" w:themeColor="light1" w:fill="ffffff" w:themeFill="light1"/>
         <w:tcBorders>
-          <w:top w:val="none"/>
-          <w:left w:val="none"/>
+          <w:top w:val="none" w:color="000000" w:sz="4" w:space="0"/>
+          <w:left w:val="none" w:color="000000" w:sz="4" w:space="0"/>
           <w:bottom w:val="single" w:color="000000" w:themeColor="accent3" w:themeTint="FE" w:sz="4" w:space="0"/>
-          <w:right w:val="none"/>
+          <w:right w:val="none" w:color="000000" w:sz="4" w:space="0"/>
         </w:tcBorders>
       </w:tcPr>
     </w:tblStylePr>
@@ -13331,12 +13466,12 @@
         <w:tblBorders/>
       </w:tblPr>
       <w:tcPr>
-        <w:shd w:color="ffffff"/>
+        <w:shd w:val="clear" w:color="ffffff"/>
         <w:tcBorders>
-          <w:top w:val="none"/>
+          <w:top w:val="none" w:color="000000" w:sz="4" w:space="0"/>
           <w:left w:val="single" w:color="000000" w:themeColor="accent3" w:themeTint="FE" w:sz="4" w:space="0"/>
-          <w:bottom w:val="none"/>
-          <w:right w:val="none"/>
+          <w:bottom w:val="none" w:color="000000" w:sz="4" w:space="0"/>
+          <w:right w:val="none" w:color="000000" w:sz="4" w:space="0"/>
         </w:tcBorders>
       </w:tcPr>
     </w:tblStylePr>
@@ -13359,9 +13494,9 @@
         <w:shd w:val="clear" w:color="ffffff" w:themeColor="light1" w:fill="ffffff" w:themeFill="light1"/>
         <w:tcBorders>
           <w:top w:val="single" w:color="000000" w:themeColor="accent3" w:themeTint="FE" w:sz="4" w:space="0"/>
-          <w:left w:val="none"/>
-          <w:bottom w:val="none"/>
-          <w:right w:val="none"/>
+          <w:left w:val="none" w:color="000000" w:sz="4" w:space="0"/>
+          <w:bottom w:val="none" w:color="000000" w:sz="4" w:space="0"/>
+          <w:right w:val="none" w:color="000000" w:sz="4" w:space="0"/>
         </w:tcBorders>
       </w:tcPr>
     </w:tblStylePr>
@@ -13431,9 +13566,9 @@
       </w:tcPr>
     </w:tblStylePr>
   </w:style>
-  <w:style w:type="table" w:styleId="65">
+  <w:style w:type="table" w:styleId="762">
     <w:name w:val="Grid Table 7 Colorful - Accent 4"/>
-    <w:basedOn w:val="665"/>
+    <w:basedOn w:val="895"/>
     <w:uiPriority w:val="99"/>
     <w:pPr>
       <w:pBdr/>
@@ -13535,11 +13670,11 @@
         <w:tblBorders/>
       </w:tblPr>
       <w:tcPr>
-        <w:shd w:color="ffffff"/>
+        <w:shd w:val="clear" w:color="ffffff"/>
         <w:tcBorders>
-          <w:top w:val="none"/>
-          <w:left w:val="none"/>
-          <w:bottom w:val="none"/>
+          <w:top w:val="none" w:color="000000" w:sz="4" w:space="0"/>
+          <w:left w:val="none" w:color="000000" w:sz="4" w:space="0"/>
+          <w:bottom w:val="none" w:color="000000" w:sz="4" w:space="0"/>
           <w:right w:val="single" w:color="000000" w:themeColor="accent4" w:themeTint="9A" w:sz="4" w:space="0"/>
         </w:tcBorders>
       </w:tcPr>
@@ -13562,10 +13697,10 @@
       <w:tcPr>
         <w:shd w:val="clear" w:color="ffffff" w:themeColor="light1" w:fill="ffffff" w:themeFill="light1"/>
         <w:tcBorders>
-          <w:top w:val="none"/>
-          <w:left w:val="none"/>
+          <w:top w:val="none" w:color="000000" w:sz="4" w:space="0"/>
+          <w:left w:val="none" w:color="000000" w:sz="4" w:space="0"/>
           <w:bottom w:val="single" w:color="000000" w:themeColor="accent4" w:themeTint="9A" w:sz="4" w:space="0"/>
-          <w:right w:val="none"/>
+          <w:right w:val="none" w:color="000000" w:sz="4" w:space="0"/>
         </w:tcBorders>
       </w:tcPr>
     </w:tblStylePr>
@@ -13585,12 +13720,12 @@
         <w:tblBorders/>
       </w:tblPr>
       <w:tcPr>
-        <w:shd w:color="ffffff"/>
+        <w:shd w:val="clear" w:color="ffffff"/>
         <w:tcBorders>
-          <w:top w:val="none"/>
+          <w:top w:val="none" w:color="000000" w:sz="4" w:space="0"/>
           <w:left w:val="single" w:color="000000" w:themeColor="accent4" w:themeTint="9A" w:sz="4" w:space="0"/>
-          <w:bottom w:val="none"/>
-          <w:right w:val="none"/>
+          <w:bottom w:val="none" w:color="000000" w:sz="4" w:space="0"/>
+          <w:right w:val="none" w:color="000000" w:sz="4" w:space="0"/>
         </w:tcBorders>
       </w:tcPr>
     </w:tblStylePr>
@@ -13613,9 +13748,9 @@
         <w:shd w:val="clear" w:color="ffffff" w:themeColor="light1" w:fill="ffffff" w:themeFill="light1"/>
         <w:tcBorders>
           <w:top w:val="single" w:color="000000" w:themeColor="accent4" w:themeTint="9A" w:sz="4" w:space="0"/>
-          <w:left w:val="none"/>
-          <w:bottom w:val="none"/>
-          <w:right w:val="none"/>
+          <w:left w:val="none" w:color="000000" w:sz="4" w:space="0"/>
+          <w:bottom w:val="none" w:color="000000" w:sz="4" w:space="0"/>
+          <w:right w:val="none" w:color="000000" w:sz="4" w:space="0"/>
         </w:tcBorders>
       </w:tcPr>
     </w:tblStylePr>
@@ -13685,9 +13820,9 @@
       </w:tcPr>
     </w:tblStylePr>
   </w:style>
-  <w:style w:type="table" w:styleId="66">
+  <w:style w:type="table" w:styleId="763">
     <w:name w:val="Grid Table 7 Colorful - Accent 5"/>
-    <w:basedOn w:val="665"/>
+    <w:basedOn w:val="895"/>
     <w:uiPriority w:val="99"/>
     <w:pPr>
       <w:pBdr/>
@@ -13789,11 +13924,11 @@
         <w:tblBorders/>
       </w:tblPr>
       <w:tcPr>
-        <w:shd w:color="ffffff"/>
+        <w:shd w:val="clear" w:color="ffffff"/>
         <w:tcBorders>
-          <w:top w:val="none"/>
-          <w:left w:val="none"/>
-          <w:bottom w:val="none"/>
+          <w:top w:val="none" w:color="000000" w:sz="4" w:space="0"/>
+          <w:left w:val="none" w:color="000000" w:sz="4" w:space="0"/>
+          <w:bottom w:val="none" w:color="000000" w:sz="4" w:space="0"/>
           <w:right w:val="single" w:color="000000" w:themeColor="accent5" w:themeTint="90" w:sz="4" w:space="0"/>
         </w:tcBorders>
       </w:tcPr>
@@ -13816,10 +13951,10 @@
       <w:tcPr>
         <w:shd w:val="clear" w:color="ffffff" w:themeColor="light1" w:fill="ffffff" w:themeFill="light1"/>
         <w:tcBorders>
-          <w:top w:val="none"/>
-          <w:left w:val="none"/>
+          <w:top w:val="none" w:color="000000" w:sz="4" w:space="0"/>
+          <w:left w:val="none" w:color="000000" w:sz="4" w:space="0"/>
           <w:bottom w:val="single" w:color="000000" w:themeColor="accent5" w:themeTint="90" w:sz="4" w:space="0"/>
-          <w:right w:val="none"/>
+          <w:right w:val="none" w:color="000000" w:sz="4" w:space="0"/>
         </w:tcBorders>
       </w:tcPr>
     </w:tblStylePr>
@@ -13839,12 +13974,12 @@
         <w:tblBorders/>
       </w:tblPr>
       <w:tcPr>
-        <w:shd w:color="ffffff"/>
+        <w:shd w:val="clear" w:color="ffffff"/>
         <w:tcBorders>
-          <w:top w:val="none"/>
+          <w:top w:val="none" w:color="000000" w:sz="4" w:space="0"/>
           <w:left w:val="single" w:color="000000" w:themeColor="accent5" w:themeTint="90" w:sz="4" w:space="0"/>
-          <w:bottom w:val="none"/>
-          <w:right w:val="none"/>
+          <w:bottom w:val="none" w:color="000000" w:sz="4" w:space="0"/>
+          <w:right w:val="none" w:color="000000" w:sz="4" w:space="0"/>
         </w:tcBorders>
       </w:tcPr>
     </w:tblStylePr>
@@ -13867,9 +14002,9 @@
         <w:shd w:val="clear" w:color="ffffff" w:themeColor="light1" w:fill="ffffff" w:themeFill="light1"/>
         <w:tcBorders>
           <w:top w:val="single" w:color="000000" w:themeColor="accent5" w:themeTint="90" w:sz="4" w:space="0"/>
-          <w:left w:val="none"/>
-          <w:bottom w:val="none"/>
-          <w:right w:val="none"/>
+          <w:left w:val="none" w:color="000000" w:sz="4" w:space="0"/>
+          <w:bottom w:val="none" w:color="000000" w:sz="4" w:space="0"/>
+          <w:right w:val="none" w:color="000000" w:sz="4" w:space="0"/>
         </w:tcBorders>
       </w:tcPr>
     </w:tblStylePr>
@@ -13939,9 +14074,9 @@
       </w:tcPr>
     </w:tblStylePr>
   </w:style>
-  <w:style w:type="table" w:styleId="67">
+  <w:style w:type="table" w:styleId="764">
     <w:name w:val="Grid Table 7 Colorful - Accent 6"/>
-    <w:basedOn w:val="665"/>
+    <w:basedOn w:val="895"/>
     <w:uiPriority w:val="99"/>
     <w:pPr>
       <w:pBdr/>
@@ -14043,11 +14178,11 @@
         <w:tblBorders/>
       </w:tblPr>
       <w:tcPr>
-        <w:shd w:color="ffffff"/>
+        <w:shd w:val="clear" w:color="ffffff"/>
         <w:tcBorders>
-          <w:top w:val="none"/>
-          <w:left w:val="none"/>
-          <w:bottom w:val="none"/>
+          <w:top w:val="none" w:color="000000" w:sz="4" w:space="0"/>
+          <w:left w:val="none" w:color="000000" w:sz="4" w:space="0"/>
+          <w:bottom w:val="none" w:color="000000" w:sz="4" w:space="0"/>
           <w:right w:val="single" w:color="000000" w:themeColor="accent6" w:themeTint="90" w:sz="4" w:space="0"/>
         </w:tcBorders>
       </w:tcPr>
@@ -14070,10 +14205,10 @@
       <w:tcPr>
         <w:shd w:val="clear" w:color="ffffff" w:themeColor="light1" w:fill="ffffff" w:themeFill="light1"/>
         <w:tcBorders>
-          <w:top w:val="none"/>
-          <w:left w:val="none"/>
+          <w:top w:val="none" w:color="000000" w:sz="4" w:space="0"/>
+          <w:left w:val="none" w:color="000000" w:sz="4" w:space="0"/>
           <w:bottom w:val="single" w:color="000000" w:themeColor="accent6" w:themeTint="90" w:sz="4" w:space="0"/>
-          <w:right w:val="none"/>
+          <w:right w:val="none" w:color="000000" w:sz="4" w:space="0"/>
         </w:tcBorders>
       </w:tcPr>
     </w:tblStylePr>
@@ -14093,12 +14228,12 @@
         <w:tblBorders/>
       </w:tblPr>
       <w:tcPr>
-        <w:shd w:color="ffffff"/>
+        <w:shd w:val="clear" w:color="ffffff"/>
         <w:tcBorders>
-          <w:top w:val="none"/>
+          <w:top w:val="none" w:color="000000" w:sz="4" w:space="0"/>
           <w:left w:val="single" w:color="000000" w:themeColor="accent6" w:themeTint="90" w:sz="4" w:space="0"/>
-          <w:bottom w:val="none"/>
-          <w:right w:val="none"/>
+          <w:bottom w:val="none" w:color="000000" w:sz="4" w:space="0"/>
+          <w:right w:val="none" w:color="000000" w:sz="4" w:space="0"/>
         </w:tcBorders>
       </w:tcPr>
     </w:tblStylePr>
@@ -14121,9 +14256,9 @@
         <w:shd w:val="clear" w:color="ffffff" w:themeColor="light1" w:fill="ffffff" w:themeFill="light1"/>
         <w:tcBorders>
           <w:top w:val="single" w:color="000000" w:themeColor="accent6" w:themeTint="90" w:sz="4" w:space="0"/>
-          <w:left w:val="none"/>
-          <w:bottom w:val="none"/>
-          <w:right w:val="none"/>
+          <w:left w:val="none" w:color="000000" w:sz="4" w:space="0"/>
+          <w:bottom w:val="none" w:color="000000" w:sz="4" w:space="0"/>
+          <w:right w:val="none" w:color="000000" w:sz="4" w:space="0"/>
         </w:tcBorders>
       </w:tcPr>
     </w:tblStylePr>
@@ -14193,9 +14328,9 @@
       </w:tcPr>
     </w:tblStylePr>
   </w:style>
-  <w:style w:type="table" w:styleId="68">
+  <w:style w:type="table" w:styleId="765">
     <w:name w:val="List Table 1 Light"/>
-    <w:basedOn w:val="665"/>
+    <w:basedOn w:val="895"/>
     <w:uiPriority w:val="99"/>
     <w:pPr>
       <w:pBdr/>
@@ -14409,9 +14544,9 @@
       </w:tcPr>
     </w:tblStylePr>
   </w:style>
-  <w:style w:type="table" w:styleId="69">
+  <w:style w:type="table" w:styleId="766">
     <w:name w:val="List Table 1 Light - Accent 1"/>
-    <w:basedOn w:val="665"/>
+    <w:basedOn w:val="895"/>
     <w:uiPriority w:val="99"/>
     <w:pPr>
       <w:pBdr/>
@@ -14625,9 +14760,9 @@
       </w:tcPr>
     </w:tblStylePr>
   </w:style>
-  <w:style w:type="table" w:styleId="70">
+  <w:style w:type="table" w:styleId="767">
     <w:name w:val="List Table 1 Light - Accent 2"/>
-    <w:basedOn w:val="665"/>
+    <w:basedOn w:val="895"/>
     <w:uiPriority w:val="99"/>
     <w:pPr>
       <w:pBdr/>
@@ -14841,9 +14976,9 @@
       </w:tcPr>
     </w:tblStylePr>
   </w:style>
-  <w:style w:type="table" w:styleId="71">
+  <w:style w:type="table" w:styleId="768">
     <w:name w:val="List Table 1 Light - Accent 3"/>
-    <w:basedOn w:val="665"/>
+    <w:basedOn w:val="895"/>
     <w:uiPriority w:val="99"/>
     <w:pPr>
       <w:pBdr/>
@@ -15057,9 +15192,9 @@
       </w:tcPr>
     </w:tblStylePr>
   </w:style>
-  <w:style w:type="table" w:styleId="72">
+  <w:style w:type="table" w:styleId="769">
     <w:name w:val="List Table 1 Light - Accent 4"/>
-    <w:basedOn w:val="665"/>
+    <w:basedOn w:val="895"/>
     <w:uiPriority w:val="99"/>
     <w:pPr>
       <w:pBdr/>
@@ -15273,9 +15408,9 @@
       </w:tcPr>
     </w:tblStylePr>
   </w:style>
-  <w:style w:type="table" w:styleId="73">
+  <w:style w:type="table" w:styleId="770">
     <w:name w:val="List Table 1 Light - Accent 5"/>
-    <w:basedOn w:val="665"/>
+    <w:basedOn w:val="895"/>
     <w:uiPriority w:val="99"/>
     <w:pPr>
       <w:pBdr/>
@@ -15489,9 +15624,9 @@
       </w:tcPr>
     </w:tblStylePr>
   </w:style>
-  <w:style w:type="table" w:styleId="74">
+  <w:style w:type="table" w:styleId="771">
     <w:name w:val="List Table 1 Light - Accent 6"/>
-    <w:basedOn w:val="665"/>
+    <w:basedOn w:val="895"/>
     <w:uiPriority w:val="99"/>
     <w:pPr>
       <w:pBdr/>
@@ -15705,9 +15840,9 @@
       </w:tcPr>
     </w:tblStylePr>
   </w:style>
-  <w:style w:type="table" w:styleId="75">
+  <w:style w:type="table" w:styleId="772">
     <w:name w:val="List Table 2"/>
-    <w:basedOn w:val="665"/>
+    <w:basedOn w:val="895"/>
     <w:uiPriority w:val="99"/>
     <w:pPr>
       <w:pBdr/>
@@ -15943,9 +16078,9 @@
       </w:tcPr>
     </w:tblStylePr>
   </w:style>
-  <w:style w:type="table" w:styleId="76">
+  <w:style w:type="table" w:styleId="773">
     <w:name w:val="List Table 2 - Accent 1"/>
-    <w:basedOn w:val="665"/>
+    <w:basedOn w:val="895"/>
     <w:uiPriority w:val="99"/>
     <w:pPr>
       <w:pBdr/>
@@ -16181,9 +16316,9 @@
       </w:tcPr>
     </w:tblStylePr>
   </w:style>
-  <w:style w:type="table" w:styleId="77">
+  <w:style w:type="table" w:styleId="774">
     <w:name w:val="List Table 2 - Accent 2"/>
-    <w:basedOn w:val="665"/>
+    <w:basedOn w:val="895"/>
     <w:uiPriority w:val="99"/>
     <w:pPr>
       <w:pBdr/>
@@ -16419,9 +16554,9 @@
       </w:tcPr>
     </w:tblStylePr>
   </w:style>
-  <w:style w:type="table" w:styleId="78">
+  <w:style w:type="table" w:styleId="775">
     <w:name w:val="List Table 2 - Accent 3"/>
-    <w:basedOn w:val="665"/>
+    <w:basedOn w:val="895"/>
     <w:uiPriority w:val="99"/>
     <w:pPr>
       <w:pBdr/>
@@ -16657,9 +16792,9 @@
       </w:tcPr>
     </w:tblStylePr>
   </w:style>
-  <w:style w:type="table" w:styleId="79">
+  <w:style w:type="table" w:styleId="776">
     <w:name w:val="List Table 2 - Accent 4"/>
-    <w:basedOn w:val="665"/>
+    <w:basedOn w:val="895"/>
     <w:uiPriority w:val="99"/>
     <w:pPr>
       <w:pBdr/>
@@ -16895,9 +17030,9 @@
       </w:tcPr>
     </w:tblStylePr>
   </w:style>
-  <w:style w:type="table" w:styleId="80">
+  <w:style w:type="table" w:styleId="777">
     <w:name w:val="List Table 2 - Accent 5"/>
-    <w:basedOn w:val="665"/>
+    <w:basedOn w:val="895"/>
     <w:uiPriority w:val="99"/>
     <w:pPr>
       <w:pBdr/>
@@ -17133,9 +17268,9 @@
       </w:tcPr>
     </w:tblStylePr>
   </w:style>
-  <w:style w:type="table" w:styleId="81">
+  <w:style w:type="table" w:styleId="778">
     <w:name w:val="List Table 2 - Accent 6"/>
-    <w:basedOn w:val="665"/>
+    <w:basedOn w:val="895"/>
     <w:uiPriority w:val="99"/>
     <w:pPr>
       <w:pBdr/>
@@ -17371,9 +17506,9 @@
       </w:tcPr>
     </w:tblStylePr>
   </w:style>
-  <w:style w:type="table" w:styleId="82">
+  <w:style w:type="table" w:styleId="779">
     <w:name w:val="List Table 3"/>
-    <w:basedOn w:val="665"/>
+    <w:basedOn w:val="895"/>
     <w:uiPriority w:val="99"/>
     <w:pPr>
       <w:pBdr/>
@@ -17599,9 +17734,9 @@
       </w:tcPr>
     </w:tblStylePr>
   </w:style>
-  <w:style w:type="table" w:styleId="83">
+  <w:style w:type="table" w:styleId="780">
     <w:name w:val="List Table 3 - Accent 1"/>
-    <w:basedOn w:val="665"/>
+    <w:basedOn w:val="895"/>
     <w:uiPriority w:val="99"/>
     <w:pPr>
       <w:pBdr/>
@@ -17827,9 +17962,9 @@
       </w:tcPr>
     </w:tblStylePr>
   </w:style>
-  <w:style w:type="table" w:styleId="84">
+  <w:style w:type="table" w:styleId="781">
     <w:name w:val="List Table 3 - Accent 2"/>
-    <w:basedOn w:val="665"/>
+    <w:basedOn w:val="895"/>
     <w:uiPriority w:val="99"/>
     <w:pPr>
       <w:pBdr/>
@@ -18055,9 +18190,9 @@
       </w:tcPr>
     </w:tblStylePr>
   </w:style>
-  <w:style w:type="table" w:styleId="85">
+  <w:style w:type="table" w:styleId="782">
     <w:name w:val="List Table 3 - Accent 3"/>
-    <w:basedOn w:val="665"/>
+    <w:basedOn w:val="895"/>
     <w:uiPriority w:val="99"/>
     <w:pPr>
       <w:pBdr/>
@@ -18283,9 +18418,9 @@
       </w:tcPr>
     </w:tblStylePr>
   </w:style>
-  <w:style w:type="table" w:styleId="86">
+  <w:style w:type="table" w:styleId="783">
     <w:name w:val="List Table 3 - Accent 4"/>
-    <w:basedOn w:val="665"/>
+    <w:basedOn w:val="895"/>
     <w:uiPriority w:val="99"/>
     <w:pPr>
       <w:pBdr/>
@@ -18511,9 +18646,9 @@
       </w:tcPr>
     </w:tblStylePr>
   </w:style>
-  <w:style w:type="table" w:styleId="87">
+  <w:style w:type="table" w:styleId="784">
     <w:name w:val="List Table 3 - Accent 5"/>
-    <w:basedOn w:val="665"/>
+    <w:basedOn w:val="895"/>
     <w:uiPriority w:val="99"/>
     <w:pPr>
       <w:pBdr/>
@@ -18739,9 +18874,9 @@
       </w:tcPr>
     </w:tblStylePr>
   </w:style>
-  <w:style w:type="table" w:styleId="88">
+  <w:style w:type="table" w:styleId="785">
     <w:name w:val="List Table 3 - Accent 6"/>
-    <w:basedOn w:val="665"/>
+    <w:basedOn w:val="895"/>
     <w:uiPriority w:val="99"/>
     <w:pPr>
       <w:pBdr/>
@@ -18967,9 +19102,9 @@
       </w:tcPr>
     </w:tblStylePr>
   </w:style>
-  <w:style w:type="table" w:styleId="89">
+  <w:style w:type="table" w:styleId="786">
     <w:name w:val="List Table 4"/>
-    <w:basedOn w:val="665"/>
+    <w:basedOn w:val="895"/>
     <w:uiPriority w:val="99"/>
     <w:pPr>
       <w:pBdr/>
@@ -19192,9 +19327,9 @@
       </w:tcPr>
     </w:tblStylePr>
   </w:style>
-  <w:style w:type="table" w:styleId="90">
+  <w:style w:type="table" w:styleId="787">
     <w:name w:val="List Table 4 - Accent 1"/>
-    <w:basedOn w:val="665"/>
+    <w:basedOn w:val="895"/>
     <w:uiPriority w:val="99"/>
     <w:pPr>
       <w:pBdr/>
@@ -19417,9 +19552,9 @@
       </w:tcPr>
     </w:tblStylePr>
   </w:style>
-  <w:style w:type="table" w:styleId="91">
+  <w:style w:type="table" w:styleId="788">
     <w:name w:val="List Table 4 - Accent 2"/>
-    <w:basedOn w:val="665"/>
+    <w:basedOn w:val="895"/>
     <w:uiPriority w:val="99"/>
     <w:pPr>
       <w:pBdr/>
@@ -19642,9 +19777,9 @@
       </w:tcPr>
     </w:tblStylePr>
   </w:style>
-  <w:style w:type="table" w:styleId="92">
+  <w:style w:type="table" w:styleId="789">
     <w:name w:val="List Table 4 - Accent 3"/>
-    <w:basedOn w:val="665"/>
+    <w:basedOn w:val="895"/>
     <w:uiPriority w:val="99"/>
     <w:pPr>
       <w:pBdr/>
@@ -19867,9 +20002,9 @@
       </w:tcPr>
     </w:tblStylePr>
   </w:style>
-  <w:style w:type="table" w:styleId="93">
+  <w:style w:type="table" w:styleId="790">
     <w:name w:val="List Table 4 - Accent 4"/>
-    <w:basedOn w:val="665"/>
+    <w:basedOn w:val="895"/>
     <w:uiPriority w:val="99"/>
     <w:pPr>
       <w:pBdr/>
@@ -20092,9 +20227,9 @@
       </w:tcPr>
     </w:tblStylePr>
   </w:style>
-  <w:style w:type="table" w:styleId="94">
+  <w:style w:type="table" w:styleId="791">
     <w:name w:val="List Table 4 - Accent 5"/>
-    <w:basedOn w:val="665"/>
+    <w:basedOn w:val="895"/>
     <w:uiPriority w:val="99"/>
     <w:pPr>
       <w:pBdr/>
@@ -20317,9 +20452,9 @@
       </w:tcPr>
     </w:tblStylePr>
   </w:style>
-  <w:style w:type="table" w:styleId="95">
+  <w:style w:type="table" w:styleId="792">
     <w:name w:val="List Table 4 - Accent 6"/>
-    <w:basedOn w:val="665"/>
+    <w:basedOn w:val="895"/>
     <w:uiPriority w:val="99"/>
     <w:pPr>
       <w:pBdr/>
@@ -20542,9 +20677,9 @@
       </w:tcPr>
     </w:tblStylePr>
   </w:style>
-  <w:style w:type="table" w:styleId="96">
+  <w:style w:type="table" w:styleId="793">
     <w:name w:val="List Table 5 Dark"/>
-    <w:basedOn w:val="665"/>
+    <w:basedOn w:val="895"/>
     <w:uiPriority w:val="99"/>
     <w:pPr>
       <w:pBdr/>
@@ -20784,9 +20919,9 @@
       </w:tcPr>
     </w:tblStylePr>
   </w:style>
-  <w:style w:type="table" w:styleId="97">
+  <w:style w:type="table" w:styleId="794">
     <w:name w:val="List Table 5 Dark - Accent 1"/>
-    <w:basedOn w:val="665"/>
+    <w:basedOn w:val="895"/>
     <w:uiPriority w:val="99"/>
     <w:pPr>
       <w:pBdr/>
@@ -21026,9 +21161,9 @@
       </w:tcPr>
     </w:tblStylePr>
   </w:style>
-  <w:style w:type="table" w:styleId="98">
+  <w:style w:type="table" w:styleId="795">
     <w:name w:val="List Table 5 Dark - Accent 2"/>
-    <w:basedOn w:val="665"/>
+    <w:basedOn w:val="895"/>
     <w:uiPriority w:val="99"/>
     <w:pPr>
       <w:pBdr/>
@@ -21268,9 +21403,9 @@
       </w:tcPr>
     </w:tblStylePr>
   </w:style>
-  <w:style w:type="table" w:styleId="99">
+  <w:style w:type="table" w:styleId="796">
     <w:name w:val="List Table 5 Dark - Accent 3"/>
-    <w:basedOn w:val="665"/>
+    <w:basedOn w:val="895"/>
     <w:uiPriority w:val="99"/>
     <w:pPr>
       <w:pBdr/>
@@ -21510,9 +21645,9 @@
       </w:tcPr>
     </w:tblStylePr>
   </w:style>
-  <w:style w:type="table" w:styleId="100">
+  <w:style w:type="table" w:styleId="797">
     <w:name w:val="List Table 5 Dark - Accent 4"/>
-    <w:basedOn w:val="665"/>
+    <w:basedOn w:val="895"/>
     <w:uiPriority w:val="99"/>
     <w:pPr>
       <w:pBdr/>
@@ -21752,9 +21887,9 @@
       </w:tcPr>
     </w:tblStylePr>
   </w:style>
-  <w:style w:type="table" w:styleId="101">
+  <w:style w:type="table" w:styleId="798">
     <w:name w:val="List Table 5 Dark - Accent 5"/>
-    <w:basedOn w:val="665"/>
+    <w:basedOn w:val="895"/>
     <w:uiPriority w:val="99"/>
     <w:pPr>
       <w:pBdr/>
@@ -21994,9 +22129,9 @@
       </w:tcPr>
     </w:tblStylePr>
   </w:style>
-  <w:style w:type="table" w:styleId="102">
+  <w:style w:type="table" w:styleId="799">
     <w:name w:val="List Table 5 Dark - Accent 6"/>
-    <w:basedOn w:val="665"/>
+    <w:basedOn w:val="895"/>
     <w:uiPriority w:val="99"/>
     <w:pPr>
       <w:pBdr/>
@@ -22236,9 +22371,9 @@
       </w:tcPr>
     </w:tblStylePr>
   </w:style>
-  <w:style w:type="table" w:styleId="103">
+  <w:style w:type="table" w:styleId="800">
     <w:name w:val="List Table 6 Colorful"/>
-    <w:basedOn w:val="665"/>
+    <w:basedOn w:val="895"/>
     <w:uiPriority w:val="99"/>
     <w:pPr>
       <w:pBdr/>
@@ -22459,9 +22594,9 @@
       </w:tcPr>
     </w:tblStylePr>
   </w:style>
-  <w:style w:type="table" w:styleId="104">
+  <w:style w:type="table" w:styleId="801">
     <w:name w:val="List Table 6 Colorful - Accent 1"/>
-    <w:basedOn w:val="665"/>
+    <w:basedOn w:val="895"/>
     <w:uiPriority w:val="99"/>
     <w:pPr>
       <w:pBdr/>
@@ -22682,9 +22817,9 @@
       </w:tcPr>
     </w:tblStylePr>
   </w:style>
-  <w:style w:type="table" w:styleId="105">
+  <w:style w:type="table" w:styleId="802">
     <w:name w:val="List Table 6 Colorful - Accent 2"/>
-    <w:basedOn w:val="665"/>
+    <w:basedOn w:val="895"/>
     <w:uiPriority w:val="99"/>
     <w:pPr>
       <w:pBdr/>
@@ -22905,9 +23040,9 @@
       </w:tcPr>
     </w:tblStylePr>
   </w:style>
-  <w:style w:type="table" w:styleId="106">
+  <w:style w:type="table" w:styleId="803">
     <w:name w:val="List Table 6 Colorful - Accent 3"/>
-    <w:basedOn w:val="665"/>
+    <w:basedOn w:val="895"/>
     <w:uiPriority w:val="99"/>
     <w:pPr>
       <w:pBdr/>
@@ -23128,9 +23263,9 @@
       </w:tcPr>
     </w:tblStylePr>
   </w:style>
-  <w:style w:type="table" w:styleId="107">
+  <w:style w:type="table" w:styleId="804">
     <w:name w:val="List Table 6 Colorful - Accent 4"/>
-    <w:basedOn w:val="665"/>
+    <w:basedOn w:val="895"/>
     <w:uiPriority w:val="99"/>
     <w:pPr>
       <w:pBdr/>
@@ -23351,9 +23486,9 @@
       </w:tcPr>
     </w:tblStylePr>
   </w:style>
-  <w:style w:type="table" w:styleId="108">
+  <w:style w:type="table" w:styleId="805">
     <w:name w:val="List Table 6 Colorful - Accent 5"/>
-    <w:basedOn w:val="665"/>
+    <w:basedOn w:val="895"/>
     <w:uiPriority w:val="99"/>
     <w:pPr>
       <w:pBdr/>
@@ -23574,9 +23709,9 @@
       </w:tcPr>
     </w:tblStylePr>
   </w:style>
-  <w:style w:type="table" w:styleId="109">
+  <w:style w:type="table" w:styleId="806">
     <w:name w:val="List Table 6 Colorful - Accent 6"/>
-    <w:basedOn w:val="665"/>
+    <w:basedOn w:val="895"/>
     <w:uiPriority w:val="99"/>
     <w:pPr>
       <w:pBdr/>
@@ -23797,9 +23932,9 @@
       </w:tcPr>
     </w:tblStylePr>
   </w:style>
-  <w:style w:type="table" w:styleId="110">
+  <w:style w:type="table" w:styleId="807">
     <w:name w:val="List Table 7 Colorful"/>
-    <w:basedOn w:val="665"/>
+    <w:basedOn w:val="895"/>
     <w:uiPriority w:val="99"/>
     <w:pPr>
       <w:pBdr/>
@@ -23898,11 +24033,11 @@
         <w:tblBorders/>
       </w:tblPr>
       <w:tcPr>
-        <w:shd w:color="ffffff"/>
+        <w:shd w:val="clear" w:color="ffffff"/>
         <w:tcBorders>
-          <w:top w:val="none"/>
-          <w:left w:val="none"/>
-          <w:bottom w:val="none"/>
+          <w:top w:val="none" w:color="000000" w:sz="4" w:space="0"/>
+          <w:left w:val="none" w:color="000000" w:sz="4" w:space="0"/>
+          <w:bottom w:val="none" w:color="000000" w:sz="4" w:space="0"/>
           <w:right w:val="single" w:color="000000" w:themeColor="text1" w:themeTint="80" w:sz="4" w:space="0"/>
         </w:tcBorders>
       </w:tcPr>
@@ -23925,10 +24060,10 @@
       <w:tcPr>
         <w:shd w:val="clear" w:color="ffffff" w:themeColor="light1" w:fill="ffffff" w:themeFill="light1"/>
         <w:tcBorders>
-          <w:top w:val="none"/>
-          <w:left w:val="none"/>
+          <w:top w:val="none" w:color="000000" w:sz="4" w:space="0"/>
+          <w:left w:val="none" w:color="000000" w:sz="4" w:space="0"/>
           <w:bottom w:val="single" w:color="000000" w:themeColor="text1" w:themeTint="80" w:sz="4" w:space="0"/>
-          <w:right w:val="none"/>
+          <w:right w:val="none" w:color="000000" w:sz="4" w:space="0"/>
         </w:tcBorders>
       </w:tcPr>
     </w:tblStylePr>
@@ -23948,12 +24083,12 @@
         <w:tblBorders/>
       </w:tblPr>
       <w:tcPr>
-        <w:shd w:color="ffffff"/>
+        <w:shd w:val="clear" w:color="ffffff"/>
         <w:tcBorders>
-          <w:top w:val="none"/>
+          <w:top w:val="none" w:color="000000" w:sz="4" w:space="0"/>
           <w:left w:val="single" w:color="000000" w:themeColor="text1" w:themeTint="80" w:sz="4" w:space="0"/>
-          <w:bottom w:val="none"/>
-          <w:right w:val="none"/>
+          <w:bottom w:val="none" w:color="000000" w:sz="4" w:space="0"/>
+          <w:right w:val="none" w:color="000000" w:sz="4" w:space="0"/>
         </w:tcBorders>
       </w:tcPr>
     </w:tblStylePr>
@@ -23976,9 +24111,9 @@
         <w:shd w:val="clear" w:color="ffffff" w:themeColor="light1" w:fill="ffffff" w:themeFill="light1"/>
         <w:tcBorders>
           <w:top w:val="single" w:color="000000" w:themeColor="text1" w:themeTint="80" w:sz="4" w:space="0"/>
-          <w:left w:val="none"/>
-          <w:bottom w:val="none"/>
-          <w:right w:val="none"/>
+          <w:left w:val="none" w:color="000000" w:sz="4" w:space="0"/>
+          <w:bottom w:val="none" w:color="000000" w:sz="4" w:space="0"/>
+          <w:right w:val="none" w:color="000000" w:sz="4" w:space="0"/>
         </w:tcBorders>
       </w:tcPr>
     </w:tblStylePr>
@@ -24053,9 +24188,9 @@
       </w:tcPr>
     </w:tblStylePr>
   </w:style>
-  <w:style w:type="table" w:styleId="111">
+  <w:style w:type="table" w:styleId="808">
     <w:name w:val="List Table 7 Colorful - Accent 1"/>
-    <w:basedOn w:val="665"/>
+    <w:basedOn w:val="895"/>
     <w:uiPriority w:val="99"/>
     <w:pPr>
       <w:pBdr/>
@@ -24154,11 +24289,11 @@
         <w:tblBorders/>
       </w:tblPr>
       <w:tcPr>
-        <w:shd w:color="ffffff"/>
+        <w:shd w:val="clear" w:color="ffffff"/>
         <w:tcBorders>
-          <w:top w:val="none"/>
-          <w:left w:val="none"/>
-          <w:bottom w:val="none"/>
+          <w:top w:val="none" w:color="000000" w:sz="4" w:space="0"/>
+          <w:left w:val="none" w:color="000000" w:sz="4" w:space="0"/>
+          <w:bottom w:val="none" w:color="000000" w:sz="4" w:space="0"/>
           <w:right w:val="single" w:color="000000" w:themeColor="accent1" w:sz="4" w:space="0"/>
         </w:tcBorders>
       </w:tcPr>
@@ -24181,10 +24316,10 @@
       <w:tcPr>
         <w:shd w:val="clear" w:color="ffffff" w:themeColor="light1" w:fill="ffffff" w:themeFill="light1"/>
         <w:tcBorders>
-          <w:top w:val="none"/>
-          <w:left w:val="none"/>
+          <w:top w:val="none" w:color="000000" w:sz="4" w:space="0"/>
+          <w:left w:val="none" w:color="000000" w:sz="4" w:space="0"/>
           <w:bottom w:val="single" w:color="000000" w:themeColor="accent1" w:sz="4" w:space="0"/>
-          <w:right w:val="none"/>
+          <w:right w:val="none" w:color="000000" w:sz="4" w:space="0"/>
         </w:tcBorders>
       </w:tcPr>
     </w:tblStylePr>
@@ -24204,12 +24339,12 @@
         <w:tblBorders/>
       </w:tblPr>
       <w:tcPr>
-        <w:shd w:color="ffffff"/>
+        <w:shd w:val="clear" w:color="ffffff"/>
         <w:tcBorders>
-          <w:top w:val="none"/>
+          <w:top w:val="none" w:color="000000" w:sz="4" w:space="0"/>
           <w:left w:val="single" w:color="000000" w:themeColor="accent1" w:sz="4" w:space="0"/>
-          <w:bottom w:val="none"/>
-          <w:right w:val="none"/>
+          <w:bottom w:val="none" w:color="000000" w:sz="4" w:space="0"/>
+          <w:right w:val="none" w:color="000000" w:sz="4" w:space="0"/>
         </w:tcBorders>
       </w:tcPr>
     </w:tblStylePr>
@@ -24232,9 +24367,9 @@
         <w:shd w:val="clear" w:color="ffffff" w:themeColor="light1" w:fill="ffffff" w:themeFill="light1"/>
         <w:tcBorders>
           <w:top w:val="single" w:color="000000" w:themeColor="accent1" w:sz="4" w:space="0"/>
-          <w:left w:val="none"/>
-          <w:bottom w:val="none"/>
-          <w:right w:val="none"/>
+          <w:left w:val="none" w:color="000000" w:sz="4" w:space="0"/>
+          <w:bottom w:val="none" w:color="000000" w:sz="4" w:space="0"/>
+          <w:right w:val="none" w:color="000000" w:sz="4" w:space="0"/>
         </w:tcBorders>
       </w:tcPr>
     </w:tblStylePr>
@@ -24309,9 +24444,9 @@
       </w:tcPr>
     </w:tblStylePr>
   </w:style>
-  <w:style w:type="table" w:styleId="112">
+  <w:style w:type="table" w:styleId="809">
     <w:name w:val="List Table 7 Colorful - Accent 2"/>
-    <w:basedOn w:val="665"/>
+    <w:basedOn w:val="895"/>
     <w:uiPriority w:val="99"/>
     <w:pPr>
       <w:pBdr/>
@@ -24410,11 +24545,11 @@
         <w:tblBorders/>
       </w:tblPr>
       <w:tcPr>
-        <w:shd w:color="ffffff"/>
+        <w:shd w:val="clear" w:color="ffffff"/>
         <w:tcBorders>
-          <w:top w:val="none"/>
-          <w:left w:val="none"/>
-          <w:bottom w:val="none"/>
+          <w:top w:val="none" w:color="000000" w:sz="4" w:space="0"/>
+          <w:left w:val="none" w:color="000000" w:sz="4" w:space="0"/>
+          <w:bottom w:val="none" w:color="000000" w:sz="4" w:space="0"/>
           <w:right w:val="single" w:color="000000" w:themeColor="accent2" w:themeTint="97" w:sz="4" w:space="0"/>
         </w:tcBorders>
       </w:tcPr>
@@ -24437,10 +24572,10 @@
       <w:tcPr>
         <w:shd w:val="clear" w:color="ffffff" w:themeColor="light1" w:fill="ffffff" w:themeFill="light1"/>
         <w:tcBorders>
-          <w:top w:val="none"/>
-          <w:left w:val="none"/>
+          <w:top w:val="none" w:color="000000" w:sz="4" w:space="0"/>
+          <w:left w:val="none" w:color="000000" w:sz="4" w:space="0"/>
           <w:bottom w:val="single" w:color="000000" w:themeColor="accent2" w:themeTint="97" w:sz="4" w:space="0"/>
-          <w:right w:val="none"/>
+          <w:right w:val="none" w:color="000000" w:sz="4" w:space="0"/>
         </w:tcBorders>
       </w:tcPr>
     </w:tblStylePr>
@@ -24460,12 +24595,12 @@
         <w:tblBorders/>
       </w:tblPr>
       <w:tcPr>
-        <w:shd w:color="ffffff"/>
+        <w:shd w:val="clear" w:color="ffffff"/>
         <w:tcBorders>
-          <w:top w:val="none"/>
+          <w:top w:val="none" w:color="000000" w:sz="4" w:space="0"/>
           <w:left w:val="single" w:color="000000" w:themeColor="accent2" w:themeTint="97" w:sz="4" w:space="0"/>
-          <w:bottom w:val="none"/>
-          <w:right w:val="none"/>
+          <w:bottom w:val="none" w:color="000000" w:sz="4" w:space="0"/>
+          <w:right w:val="none" w:color="000000" w:sz="4" w:space="0"/>
         </w:tcBorders>
       </w:tcPr>
     </w:tblStylePr>
@@ -24488,9 +24623,9 @@
         <w:shd w:val="clear" w:color="ffffff" w:themeColor="light1" w:fill="ffffff" w:themeFill="light1"/>
         <w:tcBorders>
           <w:top w:val="single" w:color="000000" w:themeColor="accent2" w:themeTint="97" w:sz="4" w:space="0"/>
-          <w:left w:val="none"/>
-          <w:bottom w:val="none"/>
-          <w:right w:val="none"/>
+          <w:left w:val="none" w:color="000000" w:sz="4" w:space="0"/>
+          <w:bottom w:val="none" w:color="000000" w:sz="4" w:space="0"/>
+          <w:right w:val="none" w:color="000000" w:sz="4" w:space="0"/>
         </w:tcBorders>
       </w:tcPr>
     </w:tblStylePr>
@@ -24565,9 +24700,9 @@
       </w:tcPr>
     </w:tblStylePr>
   </w:style>
-  <w:style w:type="table" w:styleId="113">
+  <w:style w:type="table" w:styleId="810">
     <w:name w:val="List Table 7 Colorful - Accent 3"/>
-    <w:basedOn w:val="665"/>
+    <w:basedOn w:val="895"/>
     <w:uiPriority w:val="99"/>
     <w:pPr>
       <w:pBdr/>
@@ -24666,11 +24801,11 @@
         <w:tblBorders/>
       </w:tblPr>
       <w:tcPr>
-        <w:shd w:color="ffffff"/>
+        <w:shd w:val="clear" w:color="ffffff"/>
         <w:tcBorders>
-          <w:top w:val="none"/>
-          <w:left w:val="none"/>
-          <w:bottom w:val="none"/>
+          <w:top w:val="none" w:color="000000" w:sz="4" w:space="0"/>
+          <w:left w:val="none" w:color="000000" w:sz="4" w:space="0"/>
+          <w:bottom w:val="none" w:color="000000" w:sz="4" w:space="0"/>
           <w:right w:val="single" w:color="000000" w:themeColor="accent3" w:themeTint="98" w:sz="4" w:space="0"/>
         </w:tcBorders>
       </w:tcPr>
@@ -24693,10 +24828,10 @@
       <w:tcPr>
         <w:shd w:val="clear" w:color="ffffff" w:themeColor="light1" w:fill="ffffff" w:themeFill="light1"/>
         <w:tcBorders>
-          <w:top w:val="none"/>
-          <w:left w:val="none"/>
+          <w:top w:val="none" w:color="000000" w:sz="4" w:space="0"/>
+          <w:left w:val="none" w:color="000000" w:sz="4" w:space="0"/>
           <w:bottom w:val="single" w:color="000000" w:themeColor="accent3" w:themeTint="98" w:sz="4" w:space="0"/>
-          <w:right w:val="none"/>
+          <w:right w:val="none" w:color="000000" w:sz="4" w:space="0"/>
         </w:tcBorders>
       </w:tcPr>
     </w:tblStylePr>
@@ -24716,12 +24851,12 @@
         <w:tblBorders/>
       </w:tblPr>
       <w:tcPr>
-        <w:shd w:color="ffffff"/>
+        <w:shd w:val="clear" w:color="ffffff"/>
         <w:tcBorders>
-          <w:top w:val="none"/>
+          <w:top w:val="none" w:color="000000" w:sz="4" w:space="0"/>
           <w:left w:val="single" w:color="000000" w:themeColor="accent3" w:themeTint="98" w:sz="4" w:space="0"/>
-          <w:bottom w:val="none"/>
-          <w:right w:val="none"/>
+          <w:bottom w:val="none" w:color="000000" w:sz="4" w:space="0"/>
+          <w:right w:val="none" w:color="000000" w:sz="4" w:space="0"/>
         </w:tcBorders>
       </w:tcPr>
     </w:tblStylePr>
@@ -24744,9 +24879,9 @@
         <w:shd w:val="clear" w:color="ffffff" w:themeColor="light1" w:fill="ffffff" w:themeFill="light1"/>
         <w:tcBorders>
           <w:top w:val="single" w:color="000000" w:themeColor="accent3" w:themeTint="98" w:sz="4" w:space="0"/>
-          <w:left w:val="none"/>
-          <w:bottom w:val="none"/>
-          <w:right w:val="none"/>
+          <w:left w:val="none" w:color="000000" w:sz="4" w:space="0"/>
+          <w:bottom w:val="none" w:color="000000" w:sz="4" w:space="0"/>
+          <w:right w:val="none" w:color="000000" w:sz="4" w:space="0"/>
         </w:tcBorders>
       </w:tcPr>
     </w:tblStylePr>
@@ -24821,9 +24956,9 @@
       </w:tcPr>
     </w:tblStylePr>
   </w:style>
-  <w:style w:type="table" w:styleId="114">
+  <w:style w:type="table" w:styleId="811">
     <w:name w:val="List Table 7 Colorful - Accent 4"/>
-    <w:basedOn w:val="665"/>
+    <w:basedOn w:val="895"/>
     <w:uiPriority w:val="99"/>
     <w:pPr>
       <w:pBdr/>
@@ -24922,11 +25057,11 @@
         <w:tblBorders/>
       </w:tblPr>
       <w:tcPr>
-        <w:shd w:color="ffffff"/>
+        <w:shd w:val="clear" w:color="ffffff"/>
         <w:tcBorders>
-          <w:top w:val="none"/>
-          <w:left w:val="none"/>
-          <w:bottom w:val="none"/>
+          <w:top w:val="none" w:color="000000" w:sz="4" w:space="0"/>
+          <w:left w:val="none" w:color="000000" w:sz="4" w:space="0"/>
+          <w:bottom w:val="none" w:color="000000" w:sz="4" w:space="0"/>
           <w:right w:val="single" w:color="000000" w:themeColor="accent4" w:themeTint="9A" w:sz="4" w:space="0"/>
         </w:tcBorders>
       </w:tcPr>
@@ -24949,10 +25084,10 @@
       <w:tcPr>
         <w:shd w:val="clear" w:color="ffffff" w:themeColor="light1" w:fill="ffffff" w:themeFill="light1"/>
         <w:tcBorders>
-          <w:top w:val="none"/>
-          <w:left w:val="none"/>
+          <w:top w:val="none" w:color="000000" w:sz="4" w:space="0"/>
+          <w:left w:val="none" w:color="000000" w:sz="4" w:space="0"/>
           <w:bottom w:val="single" w:color="000000" w:themeColor="accent4" w:themeTint="9A" w:sz="4" w:space="0"/>
-          <w:right w:val="none"/>
+          <w:right w:val="none" w:color="000000" w:sz="4" w:space="0"/>
         </w:tcBorders>
       </w:tcPr>
     </w:tblStylePr>
@@ -24972,12 +25107,12 @@
         <w:tblBorders/>
       </w:tblPr>
       <w:tcPr>
-        <w:shd w:color="ffffff"/>
+        <w:shd w:val="clear" w:color="ffffff"/>
         <w:tcBorders>
-          <w:top w:val="none"/>
+          <w:top w:val="none" w:color="000000" w:sz="4" w:space="0"/>
           <w:left w:val="single" w:color="000000" w:themeColor="accent4" w:themeTint="9A" w:sz="4" w:space="0"/>
-          <w:bottom w:val="none"/>
-          <w:right w:val="none"/>
+          <w:bottom w:val="none" w:color="000000" w:sz="4" w:space="0"/>
+          <w:right w:val="none" w:color="000000" w:sz="4" w:space="0"/>
         </w:tcBorders>
       </w:tcPr>
     </w:tblStylePr>
@@ -25000,9 +25135,9 @@
         <w:shd w:val="clear" w:color="ffffff" w:themeColor="light1" w:fill="ffffff" w:themeFill="light1"/>
         <w:tcBorders>
           <w:top w:val="single" w:color="000000" w:themeColor="accent4" w:themeTint="9A" w:sz="4" w:space="0"/>
-          <w:left w:val="none"/>
-          <w:bottom w:val="none"/>
-          <w:right w:val="none"/>
+          <w:left w:val="none" w:color="000000" w:sz="4" w:space="0"/>
+          <w:bottom w:val="none" w:color="000000" w:sz="4" w:space="0"/>
+          <w:right w:val="none" w:color="000000" w:sz="4" w:space="0"/>
         </w:tcBorders>
       </w:tcPr>
     </w:tblStylePr>
@@ -25077,9 +25212,9 @@
       </w:tcPr>
     </w:tblStylePr>
   </w:style>
-  <w:style w:type="table" w:styleId="115">
+  <w:style w:type="table" w:styleId="812">
     <w:name w:val="List Table 7 Colorful - Accent 5"/>
-    <w:basedOn w:val="665"/>
+    <w:basedOn w:val="895"/>
     <w:uiPriority w:val="99"/>
     <w:pPr>
       <w:pBdr/>
@@ -25178,11 +25313,11 @@
         <w:tblBorders/>
       </w:tblPr>
       <w:tcPr>
-        <w:shd w:color="ffffff"/>
+        <w:shd w:val="clear" w:color="ffffff"/>
         <w:tcBorders>
-          <w:top w:val="none"/>
-          <w:left w:val="none"/>
-          <w:bottom w:val="none"/>
+          <w:top w:val="none" w:color="000000" w:sz="4" w:space="0"/>
+          <w:left w:val="none" w:color="000000" w:sz="4" w:space="0"/>
+          <w:bottom w:val="none" w:color="000000" w:sz="4" w:space="0"/>
           <w:right w:val="single" w:color="000000" w:themeColor="accent5" w:themeTint="9A" w:sz="4" w:space="0"/>
         </w:tcBorders>
       </w:tcPr>
@@ -25205,10 +25340,10 @@
       <w:tcPr>
         <w:shd w:val="clear" w:color="ffffff" w:themeColor="light1" w:fill="ffffff" w:themeFill="light1"/>
         <w:tcBorders>
-          <w:top w:val="none"/>
-          <w:left w:val="none"/>
+          <w:top w:val="none" w:color="000000" w:sz="4" w:space="0"/>
+          <w:left w:val="none" w:color="000000" w:sz="4" w:space="0"/>
           <w:bottom w:val="single" w:color="000000" w:themeColor="accent5" w:themeTint="9A" w:sz="4" w:space="0"/>
-          <w:right w:val="none"/>
+          <w:right w:val="none" w:color="000000" w:sz="4" w:space="0"/>
         </w:tcBorders>
       </w:tcPr>
     </w:tblStylePr>
@@ -25228,12 +25363,12 @@
         <w:tblBorders/>
       </w:tblPr>
       <w:tcPr>
-        <w:shd w:color="ffffff"/>
+        <w:shd w:val="clear" w:color="ffffff"/>
         <w:tcBorders>
-          <w:top w:val="none"/>
+          <w:top w:val="none" w:color="000000" w:sz="4" w:space="0"/>
           <w:left w:val="single" w:color="000000" w:themeColor="accent5" w:themeTint="9A" w:sz="4" w:space="0"/>
-          <w:bottom w:val="none"/>
-          <w:right w:val="none"/>
+          <w:bottom w:val="none" w:color="000000" w:sz="4" w:space="0"/>
+          <w:right w:val="none" w:color="000000" w:sz="4" w:space="0"/>
         </w:tcBorders>
       </w:tcPr>
     </w:tblStylePr>
@@ -25256,9 +25391,9 @@
         <w:shd w:val="clear" w:color="ffffff" w:themeColor="light1" w:fill="ffffff" w:themeFill="light1"/>
         <w:tcBorders>
           <w:top w:val="single" w:color="000000" w:themeColor="accent5" w:themeTint="9A" w:sz="4" w:space="0"/>
-          <w:left w:val="none"/>
-          <w:bottom w:val="none"/>
-          <w:right w:val="none"/>
+          <w:left w:val="none" w:color="000000" w:sz="4" w:space="0"/>
+          <w:bottom w:val="none" w:color="000000" w:sz="4" w:space="0"/>
+          <w:right w:val="none" w:color="000000" w:sz="4" w:space="0"/>
         </w:tcBorders>
       </w:tcPr>
     </w:tblStylePr>
@@ -25333,9 +25468,9 @@
       </w:tcPr>
     </w:tblStylePr>
   </w:style>
-  <w:style w:type="table" w:styleId="116">
+  <w:style w:type="table" w:styleId="813">
     <w:name w:val="List Table 7 Colorful - Accent 6"/>
-    <w:basedOn w:val="665"/>
+    <w:basedOn w:val="895"/>
     <w:uiPriority w:val="99"/>
     <w:pPr>
       <w:pBdr/>
@@ -25434,11 +25569,11 @@
         <w:tblBorders/>
       </w:tblPr>
       <w:tcPr>
-        <w:shd w:color="ffffff"/>
+        <w:shd w:val="clear" w:color="ffffff"/>
         <w:tcBorders>
-          <w:top w:val="none"/>
-          <w:left w:val="none"/>
-          <w:bottom w:val="none"/>
+          <w:top w:val="none" w:color="000000" w:sz="4" w:space="0"/>
+          <w:left w:val="none" w:color="000000" w:sz="4" w:space="0"/>
+          <w:bottom w:val="none" w:color="000000" w:sz="4" w:space="0"/>
           <w:right w:val="single" w:color="000000" w:themeColor="accent6" w:themeTint="98" w:sz="4" w:space="0"/>
         </w:tcBorders>
       </w:tcPr>
@@ -25461,10 +25596,10 @@
       <w:tcPr>
         <w:shd w:val="clear" w:color="ffffff" w:themeColor="light1" w:fill="ffffff" w:themeFill="light1"/>
         <w:tcBorders>
-          <w:top w:val="none"/>
-          <w:left w:val="none"/>
+          <w:top w:val="none" w:color="000000" w:sz="4" w:space="0"/>
+          <w:left w:val="none" w:color="000000" w:sz="4" w:space="0"/>
           <w:bottom w:val="single" w:color="000000" w:themeColor="accent6" w:themeTint="98" w:sz="4" w:space="0"/>
-          <w:right w:val="none"/>
+          <w:right w:val="none" w:color="000000" w:sz="4" w:space="0"/>
         </w:tcBorders>
       </w:tcPr>
     </w:tblStylePr>
@@ -25484,12 +25619,12 @@
         <w:tblBorders/>
       </w:tblPr>
       <w:tcPr>
-        <w:shd w:color="ffffff"/>
+        <w:shd w:val="clear" w:color="ffffff"/>
         <w:tcBorders>
-          <w:top w:val="none"/>
+          <w:top w:val="none" w:color="000000" w:sz="4" w:space="0"/>
           <w:left w:val="single" w:color="000000" w:themeColor="accent6" w:themeTint="98" w:sz="4" w:space="0"/>
-          <w:bottom w:val="none"/>
-          <w:right w:val="none"/>
+          <w:bottom w:val="none" w:color="000000" w:sz="4" w:space="0"/>
+          <w:right w:val="none" w:color="000000" w:sz="4" w:space="0"/>
         </w:tcBorders>
       </w:tcPr>
     </w:tblStylePr>
@@ -25512,9 +25647,9 @@
         <w:shd w:val="clear" w:color="ffffff" w:themeColor="light1" w:fill="ffffff" w:themeFill="light1"/>
         <w:tcBorders>
           <w:top w:val="single" w:color="000000" w:themeColor="accent6" w:themeTint="98" w:sz="4" w:space="0"/>
-          <w:left w:val="none"/>
-          <w:bottom w:val="none"/>
-          <w:right w:val="none"/>
+          <w:left w:val="none" w:color="000000" w:sz="4" w:space="0"/>
+          <w:bottom w:val="none" w:color="000000" w:sz="4" w:space="0"/>
+          <w:right w:val="none" w:color="000000" w:sz="4" w:space="0"/>
         </w:tcBorders>
       </w:tcPr>
     </w:tblStylePr>
@@ -25589,9 +25724,9 @@
       </w:tcPr>
     </w:tblStylePr>
   </w:style>
-  <w:style w:type="table" w:styleId="117">
+  <w:style w:type="table" w:styleId="814">
     <w:name w:val="Lined - Accent"/>
-    <w:basedOn w:val="665"/>
+    <w:basedOn w:val="895"/>
     <w:uiPriority w:val="99"/>
     <w:pPr>
       <w:pBdr/>
@@ -25826,9 +25961,9 @@
       </w:tcPr>
     </w:tblStylePr>
   </w:style>
-  <w:style w:type="table" w:styleId="118">
+  <w:style w:type="table" w:styleId="815">
     <w:name w:val="Lined - Accent 1"/>
-    <w:basedOn w:val="665"/>
+    <w:basedOn w:val="895"/>
     <w:uiPriority w:val="99"/>
     <w:pPr>
       <w:pBdr/>
@@ -26063,9 +26198,9 @@
       </w:tcPr>
     </w:tblStylePr>
   </w:style>
-  <w:style w:type="table" w:styleId="119">
+  <w:style w:type="table" w:styleId="816">
     <w:name w:val="Lined - Accent 2"/>
-    <w:basedOn w:val="665"/>
+    <w:basedOn w:val="895"/>
     <w:uiPriority w:val="99"/>
     <w:pPr>
       <w:pBdr/>
@@ -26300,9 +26435,9 @@
       </w:tcPr>
     </w:tblStylePr>
   </w:style>
-  <w:style w:type="table" w:styleId="120">
+  <w:style w:type="table" w:styleId="817">
     <w:name w:val="Lined - Accent 3"/>
-    <w:basedOn w:val="665"/>
+    <w:basedOn w:val="895"/>
     <w:uiPriority w:val="99"/>
     <w:pPr>
       <w:pBdr/>
@@ -26537,9 +26672,9 @@
       </w:tcPr>
     </w:tblStylePr>
   </w:style>
-  <w:style w:type="table" w:styleId="121">
+  <w:style w:type="table" w:styleId="818">
     <w:name w:val="Lined - Accent 4"/>
-    <w:basedOn w:val="665"/>
+    <w:basedOn w:val="895"/>
     <w:uiPriority w:val="99"/>
     <w:pPr>
       <w:pBdr/>
@@ -26774,9 +26909,9 @@
       </w:tcPr>
     </w:tblStylePr>
   </w:style>
-  <w:style w:type="table" w:styleId="122">
+  <w:style w:type="table" w:styleId="819">
     <w:name w:val="Lined - Accent 5"/>
-    <w:basedOn w:val="665"/>
+    <w:basedOn w:val="895"/>
     <w:uiPriority w:val="99"/>
     <w:pPr>
       <w:pBdr/>
@@ -27011,9 +27146,9 @@
       </w:tcPr>
     </w:tblStylePr>
   </w:style>
-  <w:style w:type="table" w:styleId="123">
+  <w:style w:type="table" w:styleId="820">
     <w:name w:val="Lined - Accent 6"/>
-    <w:basedOn w:val="665"/>
+    <w:basedOn w:val="895"/>
     <w:uiPriority w:val="99"/>
     <w:pPr>
       <w:pBdr/>
@@ -27248,9 +27383,9 @@
       </w:tcPr>
     </w:tblStylePr>
   </w:style>
-  <w:style w:type="table" w:styleId="124">
+  <w:style w:type="table" w:styleId="821">
     <w:name w:val="Bordered &amp; Lined - Accent"/>
-    <w:basedOn w:val="665"/>
+    <w:basedOn w:val="895"/>
     <w:uiPriority w:val="99"/>
     <w:pPr>
       <w:pBdr/>
@@ -27492,9 +27627,9 @@
       </w:tcPr>
     </w:tblStylePr>
   </w:style>
-  <w:style w:type="table" w:styleId="125">
+  <w:style w:type="table" w:styleId="822">
     <w:name w:val="Bordered &amp; Lined - Accent 1"/>
-    <w:basedOn w:val="665"/>
+    <w:basedOn w:val="895"/>
     <w:uiPriority w:val="99"/>
     <w:pPr>
       <w:pBdr/>
@@ -27736,9 +27871,9 @@
       </w:tcPr>
     </w:tblStylePr>
   </w:style>
-  <w:style w:type="table" w:styleId="126">
+  <w:style w:type="table" w:styleId="823">
     <w:name w:val="Bordered &amp; Lined - Accent 2"/>
-    <w:basedOn w:val="665"/>
+    <w:basedOn w:val="895"/>
     <w:uiPriority w:val="99"/>
     <w:pPr>
       <w:pBdr/>
@@ -27980,9 +28115,9 @@
       </w:tcPr>
     </w:tblStylePr>
   </w:style>
-  <w:style w:type="table" w:styleId="127">
+  <w:style w:type="table" w:styleId="824">
     <w:name w:val="Bordered &amp; Lined - Accent 3"/>
-    <w:basedOn w:val="665"/>
+    <w:basedOn w:val="895"/>
     <w:uiPriority w:val="99"/>
     <w:pPr>
       <w:pBdr/>
@@ -28224,9 +28359,9 @@
       </w:tcPr>
     </w:tblStylePr>
   </w:style>
-  <w:style w:type="table" w:styleId="128">
+  <w:style w:type="table" w:styleId="825">
     <w:name w:val="Bordered &amp; Lined - Accent 4"/>
-    <w:basedOn w:val="665"/>
+    <w:basedOn w:val="895"/>
     <w:uiPriority w:val="99"/>
     <w:pPr>
       <w:pBdr/>
@@ -28468,9 +28603,9 @@
       </w:tcPr>
     </w:tblStylePr>
   </w:style>
-  <w:style w:type="table" w:styleId="129">
+  <w:style w:type="table" w:styleId="826">
     <w:name w:val="Bordered &amp; Lined - Accent 5"/>
-    <w:basedOn w:val="665"/>
+    <w:basedOn w:val="895"/>
     <w:uiPriority w:val="99"/>
     <w:pPr>
       <w:pBdr/>
@@ -28712,9 +28847,9 @@
       </w:tcPr>
     </w:tblStylePr>
   </w:style>
-  <w:style w:type="table" w:styleId="130">
+  <w:style w:type="table" w:styleId="827">
     <w:name w:val="Bordered &amp; Lined - Accent 6"/>
-    <w:basedOn w:val="665"/>
+    <w:basedOn w:val="895"/>
     <w:uiPriority w:val="99"/>
     <w:pPr>
       <w:pBdr/>
@@ -28956,9 +29091,9 @@
       </w:tcPr>
     </w:tblStylePr>
   </w:style>
-  <w:style w:type="table" w:styleId="131">
+  <w:style w:type="table" w:styleId="828">
     <w:name w:val="Bordered"/>
-    <w:basedOn w:val="665"/>
+    <w:basedOn w:val="895"/>
     <w:uiPriority w:val="99"/>
     <w:pPr>
       <w:pBdr/>
@@ -29187,9 +29322,9 @@
       </w:tcPr>
     </w:tblStylePr>
   </w:style>
-  <w:style w:type="table" w:styleId="132">
+  <w:style w:type="table" w:styleId="829">
     <w:name w:val="Bordered - Accent 1"/>
-    <w:basedOn w:val="665"/>
+    <w:basedOn w:val="895"/>
     <w:uiPriority w:val="99"/>
     <w:pPr>
       <w:pBdr/>
@@ -29418,9 +29553,9 @@
       </w:tcPr>
     </w:tblStylePr>
   </w:style>
-  <w:style w:type="table" w:styleId="133">
+  <w:style w:type="table" w:styleId="830">
     <w:name w:val="Bordered - Accent 2"/>
-    <w:basedOn w:val="665"/>
+    <w:basedOn w:val="895"/>
     <w:uiPriority w:val="99"/>
     <w:pPr>
       <w:pBdr/>
@@ -29649,9 +29784,9 @@
       </w:tcPr>
     </w:tblStylePr>
   </w:style>
-  <w:style w:type="table" w:styleId="134">
+  <w:style w:type="table" w:styleId="831">
     <w:name w:val="Bordered - Accent 3"/>
-    <w:basedOn w:val="665"/>
+    <w:basedOn w:val="895"/>
     <w:uiPriority w:val="99"/>
     <w:pPr>
       <w:pBdr/>
@@ -29880,9 +30015,9 @@
       </w:tcPr>
     </w:tblStylePr>
   </w:style>
-  <w:style w:type="table" w:styleId="135">
+  <w:style w:type="table" w:styleId="832">
     <w:name w:val="Bordered - Accent 4"/>
-    <w:basedOn w:val="665"/>
+    <w:basedOn w:val="895"/>
     <w:uiPriority w:val="99"/>
     <w:pPr>
       <w:pBdr/>
@@ -30111,9 +30246,9 @@
       </w:tcPr>
     </w:tblStylePr>
   </w:style>
-  <w:style w:type="table" w:styleId="136">
+  <w:style w:type="table" w:styleId="833">
     <w:name w:val="Bordered - Accent 5"/>
-    <w:basedOn w:val="665"/>
+    <w:basedOn w:val="895"/>
     <w:uiPriority w:val="99"/>
     <w:pPr>
       <w:pBdr/>
@@ -30342,9 +30477,9 @@
       </w:tcPr>
     </w:tblStylePr>
   </w:style>
-  <w:style w:type="table" w:styleId="137">
+  <w:style w:type="table" w:styleId="834">
     <w:name w:val="Bordered - Accent 6"/>
-    <w:basedOn w:val="665"/>
+    <w:basedOn w:val="895"/>
     <w:uiPriority w:val="99"/>
     <w:pPr>
       <w:pBdr/>
@@ -30573,11 +30708,11 @@
       </w:tcPr>
     </w:tblStylePr>
   </w:style>
-  <w:style w:type="paragraph" w:styleId="139">
+  <w:style w:type="paragraph" w:styleId="835">
     <w:name w:val="Heading 1"/>
-    <w:basedOn w:val="664"/>
-    <w:next w:val="664"/>
-    <w:link w:val="150"/>
+    <w:basedOn w:val="894"/>
+    <w:next w:val="894"/>
+    <w:link w:val="845"/>
     <w:uiPriority w:val="9"/>
     <w:qFormat/>
     <w:pPr>
@@ -30595,11 +30730,11 @@
       <w:szCs w:val="40"/>
     </w:rPr>
   </w:style>
-  <w:style w:type="paragraph" w:styleId="140">
+  <w:style w:type="paragraph" w:styleId="836">
     <w:name w:val="Heading 2"/>
-    <w:basedOn w:val="664"/>
-    <w:next w:val="664"/>
-    <w:link w:val="151"/>
+    <w:basedOn w:val="894"/>
+    <w:next w:val="894"/>
+    <w:link w:val="846"/>
     <w:uiPriority w:val="9"/>
     <w:unhideWhenUsed/>
     <w:qFormat/>
@@ -30618,11 +30753,11 @@
       <w:szCs w:val="32"/>
     </w:rPr>
   </w:style>
-  <w:style w:type="paragraph" w:styleId="141">
+  <w:style w:type="paragraph" w:styleId="837">
     <w:name w:val="Heading 3"/>
-    <w:basedOn w:val="664"/>
-    <w:next w:val="664"/>
-    <w:link w:val="152"/>
+    <w:basedOn w:val="894"/>
+    <w:next w:val="894"/>
+    <w:link w:val="847"/>
     <w:uiPriority w:val="9"/>
     <w:unhideWhenUsed/>
     <w:qFormat/>
@@ -30641,11 +30776,11 @@
       <w:szCs w:val="28"/>
     </w:rPr>
   </w:style>
-  <w:style w:type="paragraph" w:styleId="142">
+  <w:style w:type="paragraph" w:styleId="838">
     <w:name w:val="Heading 4"/>
-    <w:basedOn w:val="664"/>
-    <w:next w:val="664"/>
-    <w:link w:val="153"/>
+    <w:basedOn w:val="894"/>
+    <w:next w:val="894"/>
+    <w:link w:val="848"/>
     <w:uiPriority w:val="9"/>
     <w:unhideWhenUsed/>
     <w:qFormat/>
@@ -30664,11 +30799,11 @@
       <w:color w:val="0f4761" w:themeColor="accent1" w:themeShade="BF"/>
     </w:rPr>
   </w:style>
-  <w:style w:type="paragraph" w:styleId="143">
+  <w:style w:type="paragraph" w:styleId="839">
     <w:name w:val="Heading 5"/>
-    <w:basedOn w:val="664"/>
-    <w:next w:val="664"/>
-    <w:link w:val="154"/>
+    <w:basedOn w:val="894"/>
+    <w:next w:val="894"/>
+    <w:link w:val="849"/>
     <w:uiPriority w:val="9"/>
     <w:unhideWhenUsed/>
     <w:qFormat/>
@@ -30685,11 +30820,11 @@
       <w:color w:val="0f4761" w:themeColor="accent1" w:themeShade="BF"/>
     </w:rPr>
   </w:style>
-  <w:style w:type="paragraph" w:styleId="144">
+  <w:style w:type="paragraph" w:styleId="840">
     <w:name w:val="Heading 6"/>
-    <w:basedOn w:val="664"/>
-    <w:next w:val="664"/>
-    <w:link w:val="155"/>
+    <w:basedOn w:val="894"/>
+    <w:next w:val="894"/>
+    <w:link w:val="850"/>
     <w:uiPriority w:val="9"/>
     <w:unhideWhenUsed/>
     <w:qFormat/>
@@ -30708,11 +30843,11 @@
       <w:color w:val="595959" w:themeColor="text1" w:themeTint="A6"/>
     </w:rPr>
   </w:style>
-  <w:style w:type="paragraph" w:styleId="145">
+  <w:style w:type="paragraph" w:styleId="841">
     <w:name w:val="Heading 7"/>
-    <w:basedOn w:val="664"/>
-    <w:next w:val="664"/>
-    <w:link w:val="156"/>
+    <w:basedOn w:val="894"/>
+    <w:next w:val="894"/>
+    <w:link w:val="851"/>
     <w:uiPriority w:val="9"/>
     <w:unhideWhenUsed/>
     <w:qFormat/>
@@ -30729,11 +30864,11 @@
       <w:color w:val="595959" w:themeColor="text1" w:themeTint="A6"/>
     </w:rPr>
   </w:style>
-  <w:style w:type="paragraph" w:styleId="146">
+  <w:style w:type="paragraph" w:styleId="842">
     <w:name w:val="Heading 8"/>
-    <w:basedOn w:val="664"/>
-    <w:next w:val="664"/>
-    <w:link w:val="157"/>
+    <w:basedOn w:val="894"/>
+    <w:next w:val="894"/>
+    <w:link w:val="852"/>
     <w:uiPriority w:val="9"/>
     <w:unhideWhenUsed/>
     <w:qFormat/>
@@ -30752,11 +30887,11 @@
       <w:color w:val="272727" w:themeColor="text1" w:themeTint="D8"/>
     </w:rPr>
   </w:style>
-  <w:style w:type="paragraph" w:styleId="147">
+  <w:style w:type="paragraph" w:styleId="843">
     <w:name w:val="Heading 9"/>
-    <w:basedOn w:val="664"/>
-    <w:next w:val="664"/>
-    <w:link w:val="158"/>
+    <w:basedOn w:val="894"/>
+    <w:next w:val="894"/>
+    <w:link w:val="853"/>
     <w:uiPriority w:val="9"/>
     <w:unhideWhenUsed/>
     <w:qFormat/>
@@ -30775,7 +30910,7 @@
       <w:color w:val="272727" w:themeColor="text1" w:themeTint="D8"/>
     </w:rPr>
   </w:style>
-  <w:style w:type="character" w:styleId="148" w:default="1">
+  <w:style w:type="character" w:styleId="844" w:default="1">
     <w:name w:val="Default Paragraph Font"/>
     <w:uiPriority w:val="1"/>
     <w:semiHidden/>
@@ -30786,10 +30921,10 @@
       <w:ind/>
     </w:pPr>
   </w:style>
-  <w:style w:type="character" w:styleId="150">
+  <w:style w:type="character" w:styleId="845">
     <w:name w:val="Heading 1 Char"/>
-    <w:basedOn w:val="148"/>
-    <w:link w:val="139"/>
+    <w:basedOn w:val="844"/>
+    <w:link w:val="835"/>
     <w:uiPriority w:val="9"/>
     <w:pPr>
       <w:pBdr/>
@@ -30803,10 +30938,10 @@
       <w:szCs w:val="40"/>
     </w:rPr>
   </w:style>
-  <w:style w:type="character" w:styleId="151">
+  <w:style w:type="character" w:styleId="846">
     <w:name w:val="Heading 2 Char"/>
-    <w:basedOn w:val="148"/>
-    <w:link w:val="140"/>
+    <w:basedOn w:val="844"/>
+    <w:link w:val="836"/>
     <w:uiPriority w:val="9"/>
     <w:pPr>
       <w:pBdr/>
@@ -30820,10 +30955,10 @@
       <w:szCs w:val="32"/>
     </w:rPr>
   </w:style>
-  <w:style w:type="character" w:styleId="152">
+  <w:style w:type="character" w:styleId="847">
     <w:name w:val="Heading 3 Char"/>
-    <w:basedOn w:val="148"/>
-    <w:link w:val="141"/>
+    <w:basedOn w:val="844"/>
+    <w:link w:val="837"/>
     <w:uiPriority w:val="9"/>
     <w:pPr>
       <w:pBdr/>
@@ -30837,10 +30972,10 @@
       <w:szCs w:val="28"/>
     </w:rPr>
   </w:style>
-  <w:style w:type="character" w:styleId="153">
+  <w:style w:type="character" w:styleId="848">
     <w:name w:val="Heading 4 Char"/>
-    <w:basedOn w:val="148"/>
-    <w:link w:val="142"/>
+    <w:basedOn w:val="844"/>
+    <w:link w:val="838"/>
     <w:uiPriority w:val="9"/>
     <w:pPr>
       <w:pBdr/>
@@ -30854,10 +30989,10 @@
       <w:color w:val="0f4761" w:themeColor="accent1" w:themeShade="BF"/>
     </w:rPr>
   </w:style>
-  <w:style w:type="character" w:styleId="154">
+  <w:style w:type="character" w:styleId="849">
     <w:name w:val="Heading 5 Char"/>
-    <w:basedOn w:val="148"/>
-    <w:link w:val="143"/>
+    <w:basedOn w:val="844"/>
+    <w:link w:val="839"/>
     <w:uiPriority w:val="9"/>
     <w:pPr>
       <w:pBdr/>
@@ -30869,10 +31004,10 @@
       <w:color w:val="0f4761" w:themeColor="accent1" w:themeShade="BF"/>
     </w:rPr>
   </w:style>
-  <w:style w:type="character" w:styleId="155">
+  <w:style w:type="character" w:styleId="850">
     <w:name w:val="Heading 6 Char"/>
-    <w:basedOn w:val="148"/>
-    <w:link w:val="144"/>
+    <w:basedOn w:val="844"/>
+    <w:link w:val="840"/>
     <w:uiPriority w:val="9"/>
     <w:pPr>
       <w:pBdr/>
@@ -30886,10 +31021,10 @@
       <w:color w:val="595959" w:themeColor="text1" w:themeTint="A6"/>
     </w:rPr>
   </w:style>
-  <w:style w:type="character" w:styleId="156">
+  <w:style w:type="character" w:styleId="851">
     <w:name w:val="Heading 7 Char"/>
-    <w:basedOn w:val="148"/>
-    <w:link w:val="145"/>
+    <w:basedOn w:val="844"/>
+    <w:link w:val="841"/>
     <w:uiPriority w:val="9"/>
     <w:pPr>
       <w:pBdr/>
@@ -30901,10 +31036,10 @@
       <w:color w:val="595959" w:themeColor="text1" w:themeTint="A6"/>
     </w:rPr>
   </w:style>
-  <w:style w:type="character" w:styleId="157">
+  <w:style w:type="character" w:styleId="852">
     <w:name w:val="Heading 8 Char"/>
-    <w:basedOn w:val="148"/>
-    <w:link w:val="146"/>
+    <w:basedOn w:val="844"/>
+    <w:link w:val="842"/>
     <w:uiPriority w:val="9"/>
     <w:pPr>
       <w:pBdr/>
@@ -30918,10 +31053,10 @@
       <w:color w:val="272727" w:themeColor="text1" w:themeTint="D8"/>
     </w:rPr>
   </w:style>
-  <w:style w:type="character" w:styleId="158">
+  <w:style w:type="character" w:styleId="853">
     <w:name w:val="Heading 9 Char"/>
-    <w:basedOn w:val="148"/>
-    <w:link w:val="147"/>
+    <w:basedOn w:val="844"/>
+    <w:link w:val="843"/>
     <w:uiPriority w:val="9"/>
     <w:pPr>
       <w:pBdr/>
@@ -30935,11 +31070,11 @@
       <w:color w:val="272727" w:themeColor="text1" w:themeTint="D8"/>
     </w:rPr>
   </w:style>
-  <w:style w:type="paragraph" w:styleId="159">
+  <w:style w:type="paragraph" w:styleId="854">
     <w:name w:val="Title"/>
-    <w:basedOn w:val="664"/>
-    <w:next w:val="664"/>
-    <w:link w:val="160"/>
+    <w:basedOn w:val="894"/>
+    <w:next w:val="894"/>
+    <w:link w:val="855"/>
     <w:uiPriority w:val="10"/>
     <w:qFormat/>
     <w:pPr>
@@ -30955,10 +31090,10 @@
       <w:szCs w:val="56"/>
     </w:rPr>
   </w:style>
-  <w:style w:type="character" w:styleId="160">
+  <w:style w:type="character" w:styleId="855">
     <w:name w:val="Title Char"/>
-    <w:basedOn w:val="148"/>
-    <w:link w:val="159"/>
+    <w:basedOn w:val="844"/>
+    <w:link w:val="854"/>
     <w:uiPriority w:val="10"/>
     <w:pPr>
       <w:pBdr/>
@@ -30972,11 +31107,11 @@
       <w:szCs w:val="56"/>
     </w:rPr>
   </w:style>
-  <w:style w:type="paragraph" w:styleId="161">
+  <w:style w:type="paragraph" w:styleId="856">
     <w:name w:val="Subtitle"/>
-    <w:basedOn w:val="664"/>
-    <w:next w:val="664"/>
-    <w:link w:val="162"/>
+    <w:basedOn w:val="894"/>
+    <w:next w:val="894"/>
+    <w:link w:val="857"/>
     <w:uiPriority w:val="11"/>
     <w:qFormat/>
     <w:pPr>
@@ -30994,10 +31129,10 @@
       <w:szCs w:val="28"/>
     </w:rPr>
   </w:style>
-  <w:style w:type="character" w:styleId="162">
+  <w:style w:type="character" w:styleId="857">
     <w:name w:val="Subtitle Char"/>
-    <w:basedOn w:val="148"/>
-    <w:link w:val="161"/>
+    <w:basedOn w:val="844"/>
+    <w:link w:val="856"/>
     <w:uiPriority w:val="11"/>
     <w:pPr>
       <w:pBdr/>
@@ -31011,11 +31146,11 @@
       <w:szCs w:val="28"/>
     </w:rPr>
   </w:style>
-  <w:style w:type="paragraph" w:styleId="163">
+  <w:style w:type="paragraph" w:styleId="858">
     <w:name w:val="Quote"/>
-    <w:basedOn w:val="664"/>
-    <w:next w:val="664"/>
-    <w:link w:val="164"/>
+    <w:basedOn w:val="894"/>
+    <w:next w:val="894"/>
+    <w:link w:val="859"/>
     <w:uiPriority w:val="29"/>
     <w:qFormat/>
     <w:pPr>
@@ -31030,10 +31165,10 @@
       <w:color w:val="404040" w:themeColor="text1" w:themeTint="BF"/>
     </w:rPr>
   </w:style>
-  <w:style w:type="character" w:styleId="164">
+  <w:style w:type="character" w:styleId="859">
     <w:name w:val="Quote Char"/>
-    <w:basedOn w:val="148"/>
-    <w:link w:val="163"/>
+    <w:basedOn w:val="844"/>
+    <w:link w:val="858"/>
     <w:uiPriority w:val="29"/>
     <w:pPr>
       <w:pBdr/>
@@ -31046,9 +31181,9 @@
       <w:color w:val="404040" w:themeColor="text1" w:themeTint="BF"/>
     </w:rPr>
   </w:style>
-  <w:style w:type="character" w:styleId="166">
+  <w:style w:type="character" w:styleId="860">
     <w:name w:val="Intense Emphasis"/>
-    <w:basedOn w:val="148"/>
+    <w:basedOn w:val="844"/>
     <w:uiPriority w:val="21"/>
     <w:qFormat/>
     <w:pPr>
@@ -31062,11 +31197,11 @@
       <w:color w:val="0f4761" w:themeColor="accent1" w:themeShade="BF"/>
     </w:rPr>
   </w:style>
-  <w:style w:type="paragraph" w:styleId="167">
+  <w:style w:type="paragraph" w:styleId="861">
     <w:name w:val="Intense Quote"/>
-    <w:basedOn w:val="664"/>
-    <w:next w:val="664"/>
-    <w:link w:val="168"/>
+    <w:basedOn w:val="894"/>
+    <w:next w:val="894"/>
+    <w:link w:val="862"/>
     <w:uiPriority w:val="30"/>
     <w:qFormat/>
     <w:pPr>
@@ -31084,10 +31219,10 @@
       <w:color w:val="0f4761" w:themeColor="accent1" w:themeShade="BF"/>
     </w:rPr>
   </w:style>
-  <w:style w:type="character" w:styleId="168">
+  <w:style w:type="character" w:styleId="862">
     <w:name w:val="Intense Quote Char"/>
-    <w:basedOn w:val="148"/>
-    <w:link w:val="167"/>
+    <w:basedOn w:val="844"/>
+    <w:link w:val="861"/>
     <w:uiPriority w:val="30"/>
     <w:pPr>
       <w:pBdr/>
@@ -31100,9 +31235,9 @@
       <w:color w:val="0f4761" w:themeColor="accent1" w:themeShade="BF"/>
     </w:rPr>
   </w:style>
-  <w:style w:type="character" w:styleId="169">
+  <w:style w:type="character" w:styleId="863">
     <w:name w:val="Intense Reference"/>
-    <w:basedOn w:val="148"/>
+    <w:basedOn w:val="844"/>
     <w:uiPriority w:val="32"/>
     <w:qFormat/>
     <w:pPr>
@@ -31118,9 +31253,9 @@
       <w:spacing w:val="5"/>
     </w:rPr>
   </w:style>
-  <w:style w:type="character" w:styleId="171">
+  <w:style w:type="character" w:styleId="864">
     <w:name w:val="Subtle Emphasis"/>
-    <w:basedOn w:val="148"/>
+    <w:basedOn w:val="844"/>
     <w:uiPriority w:val="19"/>
     <w:qFormat/>
     <w:pPr>
@@ -31134,9 +31269,9 @@
       <w:color w:val="404040" w:themeColor="text1" w:themeTint="BF"/>
     </w:rPr>
   </w:style>
-  <w:style w:type="character" w:styleId="172">
+  <w:style w:type="character" w:styleId="865">
     <w:name w:val="Emphasis"/>
-    <w:basedOn w:val="148"/>
+    <w:basedOn w:val="844"/>
     <w:uiPriority w:val="20"/>
     <w:qFormat/>
     <w:pPr>
@@ -31149,9 +31284,9 @@
       <w:iCs/>
     </w:rPr>
   </w:style>
-  <w:style w:type="character" w:styleId="173">
+  <w:style w:type="character" w:styleId="866">
     <w:name w:val="Strong"/>
-    <w:basedOn w:val="148"/>
+    <w:basedOn w:val="844"/>
     <w:uiPriority w:val="22"/>
     <w:qFormat/>
     <w:pPr>
@@ -31164,9 +31299,9 @@
       <w:bCs/>
     </w:rPr>
   </w:style>
-  <w:style w:type="character" w:styleId="174">
+  <w:style w:type="character" w:styleId="867">
     <w:name w:val="Subtle Reference"/>
-    <w:basedOn w:val="148"/>
+    <w:basedOn w:val="844"/>
     <w:uiPriority w:val="31"/>
     <w:qFormat/>
     <w:pPr>
@@ -31179,9 +31314,9 @@
       <w:color w:val="5a5a5a" w:themeColor="text1" w:themeTint="A5"/>
     </w:rPr>
   </w:style>
-  <w:style w:type="character" w:styleId="175">
+  <w:style w:type="character" w:styleId="868">
     <w:name w:val="Book Title"/>
-    <w:basedOn w:val="148"/>
+    <w:basedOn w:val="844"/>
     <w:uiPriority w:val="33"/>
     <w:qFormat/>
     <w:pPr>
@@ -31197,10 +31332,10 @@
       <w:spacing w:val="5"/>
     </w:rPr>
   </w:style>
-  <w:style w:type="paragraph" w:styleId="176">
+  <w:style w:type="paragraph" w:styleId="869">
     <w:name w:val="Header"/>
-    <w:basedOn w:val="664"/>
-    <w:link w:val="177"/>
+    <w:basedOn w:val="894"/>
+    <w:link w:val="870"/>
     <w:uiPriority w:val="99"/>
     <w:unhideWhenUsed/>
     <w:pPr>
@@ -31213,10 +31348,10 @@
       <w:ind/>
     </w:pPr>
   </w:style>
-  <w:style w:type="character" w:styleId="177">
+  <w:style w:type="character" w:styleId="870">
     <w:name w:val="Header Char"/>
-    <w:basedOn w:val="148"/>
-    <w:link w:val="176"/>
+    <w:basedOn w:val="844"/>
+    <w:link w:val="869"/>
     <w:uiPriority w:val="99"/>
     <w:pPr>
       <w:pBdr/>
@@ -31224,10 +31359,10 @@
       <w:ind/>
     </w:pPr>
   </w:style>
-  <w:style w:type="paragraph" w:styleId="178">
+  <w:style w:type="paragraph" w:styleId="871">
     <w:name w:val="Footer"/>
-    <w:basedOn w:val="664"/>
-    <w:link w:val="179"/>
+    <w:basedOn w:val="894"/>
+    <w:link w:val="872"/>
     <w:uiPriority w:val="99"/>
     <w:unhideWhenUsed/>
     <w:pPr>
@@ -31240,10 +31375,10 @@
       <w:ind/>
     </w:pPr>
   </w:style>
-  <w:style w:type="character" w:styleId="179">
+  <w:style w:type="character" w:styleId="872">
     <w:name w:val="Footer Char"/>
-    <w:basedOn w:val="148"/>
-    <w:link w:val="178"/>
+    <w:basedOn w:val="844"/>
+    <w:link w:val="871"/>
     <w:uiPriority w:val="99"/>
     <w:pPr>
       <w:pBdr/>
@@ -31251,10 +31386,10 @@
       <w:ind/>
     </w:pPr>
   </w:style>
-  <w:style w:type="paragraph" w:styleId="180">
+  <w:style w:type="paragraph" w:styleId="873">
     <w:name w:val="Caption"/>
-    <w:basedOn w:val="664"/>
-    <w:next w:val="664"/>
+    <w:basedOn w:val="894"/>
+    <w:next w:val="894"/>
     <w:uiPriority w:val="35"/>
     <w:unhideWhenUsed/>
     <w:qFormat/>
@@ -31271,10 +31406,10 @@
       <w:szCs w:val="18"/>
     </w:rPr>
   </w:style>
-  <w:style w:type="paragraph" w:styleId="181">
+  <w:style w:type="paragraph" w:styleId="874">
     <w:name w:val="footnote text"/>
-    <w:basedOn w:val="664"/>
-    <w:link w:val="182"/>
+    <w:basedOn w:val="894"/>
+    <w:link w:val="875"/>
     <w:uiPriority w:val="99"/>
     <w:semiHidden/>
     <w:unhideWhenUsed/>
@@ -31288,10 +31423,10 @@
       <w:szCs w:val="20"/>
     </w:rPr>
   </w:style>
-  <w:style w:type="character" w:styleId="182">
+  <w:style w:type="character" w:styleId="875">
     <w:name w:val="Footnote Text Char"/>
-    <w:basedOn w:val="148"/>
-    <w:link w:val="181"/>
+    <w:basedOn w:val="844"/>
+    <w:link w:val="874"/>
     <w:uiPriority w:val="99"/>
     <w:semiHidden/>
     <w:pPr>
@@ -31304,9 +31439,9 @@
       <w:szCs w:val="20"/>
     </w:rPr>
   </w:style>
-  <w:style w:type="character" w:styleId="183">
+  <w:style w:type="character" w:styleId="876">
     <w:name w:val="footnote reference"/>
-    <w:basedOn w:val="148"/>
+    <w:basedOn w:val="844"/>
     <w:uiPriority w:val="99"/>
     <w:semiHidden/>
     <w:unhideWhenUsed/>
@@ -31319,10 +31454,10 @@
       <w:vertAlign w:val="superscript"/>
     </w:rPr>
   </w:style>
-  <w:style w:type="paragraph" w:styleId="184">
+  <w:style w:type="paragraph" w:styleId="877">
     <w:name w:val="endnote text"/>
-    <w:basedOn w:val="664"/>
-    <w:link w:val="185"/>
+    <w:basedOn w:val="894"/>
+    <w:link w:val="878"/>
     <w:uiPriority w:val="99"/>
     <w:semiHidden/>
     <w:unhideWhenUsed/>
@@ -31336,10 +31471,10 @@
       <w:szCs w:val="20"/>
     </w:rPr>
   </w:style>
-  <w:style w:type="character" w:styleId="185">
+  <w:style w:type="character" w:styleId="878">
     <w:name w:val="Endnote Text Char"/>
-    <w:basedOn w:val="148"/>
-    <w:link w:val="184"/>
+    <w:basedOn w:val="844"/>
+    <w:link w:val="877"/>
     <w:uiPriority w:val="99"/>
     <w:semiHidden/>
     <w:pPr>
@@ -31352,9 +31487,9 @@
       <w:szCs w:val="20"/>
     </w:rPr>
   </w:style>
-  <w:style w:type="character" w:styleId="186">
+  <w:style w:type="character" w:styleId="879">
     <w:name w:val="endnote reference"/>
-    <w:basedOn w:val="148"/>
+    <w:basedOn w:val="844"/>
     <w:uiPriority w:val="99"/>
     <w:semiHidden/>
     <w:unhideWhenUsed/>
@@ -31367,9 +31502,9 @@
       <w:vertAlign w:val="superscript"/>
     </w:rPr>
   </w:style>
-  <w:style w:type="character" w:styleId="187">
+  <w:style w:type="character" w:styleId="880">
     <w:name w:val="Hyperlink"/>
-    <w:basedOn w:val="148"/>
+    <w:basedOn w:val="844"/>
     <w:uiPriority w:val="99"/>
     <w:unhideWhenUsed/>
     <w:pPr>
@@ -31382,9 +31517,9 @@
       <w:u w:val="single"/>
     </w:rPr>
   </w:style>
-  <w:style w:type="character" w:styleId="188">
+  <w:style w:type="character" w:styleId="881">
     <w:name w:val="FollowedHyperlink"/>
-    <w:basedOn w:val="148"/>
+    <w:basedOn w:val="844"/>
     <w:uiPriority w:val="99"/>
     <w:semiHidden/>
     <w:unhideWhenUsed/>
@@ -31398,10 +31533,10 @@
       <w:u w:val="single"/>
     </w:rPr>
   </w:style>
-  <w:style w:type="paragraph" w:styleId="189">
+  <w:style w:type="paragraph" w:styleId="882">
     <w:name w:val="toc 1"/>
-    <w:basedOn w:val="664"/>
-    <w:next w:val="664"/>
+    <w:basedOn w:val="894"/>
+    <w:next w:val="894"/>
     <w:uiPriority w:val="39"/>
     <w:unhideWhenUsed/>
     <w:pPr>
@@ -31410,10 +31545,10 @@
       <w:ind/>
     </w:pPr>
   </w:style>
-  <w:style w:type="paragraph" w:styleId="190">
+  <w:style w:type="paragraph" w:styleId="883">
     <w:name w:val="toc 2"/>
-    <w:basedOn w:val="664"/>
-    <w:next w:val="664"/>
+    <w:basedOn w:val="894"/>
+    <w:next w:val="894"/>
     <w:uiPriority w:val="39"/>
     <w:unhideWhenUsed/>
     <w:pPr>
@@ -31422,10 +31557,10 @@
       <w:ind w:left="220"/>
     </w:pPr>
   </w:style>
-  <w:style w:type="paragraph" w:styleId="191">
+  <w:style w:type="paragraph" w:styleId="884">
     <w:name w:val="toc 3"/>
-    <w:basedOn w:val="664"/>
-    <w:next w:val="664"/>
+    <w:basedOn w:val="894"/>
+    <w:next w:val="894"/>
     <w:uiPriority w:val="39"/>
     <w:unhideWhenUsed/>
     <w:pPr>
@@ -31434,10 +31569,10 @@
       <w:ind w:left="440"/>
     </w:pPr>
   </w:style>
-  <w:style w:type="paragraph" w:styleId="192">
+  <w:style w:type="paragraph" w:styleId="885">
     <w:name w:val="toc 4"/>
-    <w:basedOn w:val="664"/>
-    <w:next w:val="664"/>
+    <w:basedOn w:val="894"/>
+    <w:next w:val="894"/>
     <w:uiPriority w:val="39"/>
     <w:unhideWhenUsed/>
     <w:pPr>
@@ -31446,10 +31581,10 @@
       <w:ind w:left="660"/>
     </w:pPr>
   </w:style>
-  <w:style w:type="paragraph" w:styleId="193">
+  <w:style w:type="paragraph" w:styleId="886">
     <w:name w:val="toc 5"/>
-    <w:basedOn w:val="664"/>
-    <w:next w:val="664"/>
+    <w:basedOn w:val="894"/>
+    <w:next w:val="894"/>
     <w:uiPriority w:val="39"/>
     <w:unhideWhenUsed/>
     <w:pPr>
@@ -31458,10 +31593,10 @@
       <w:ind w:left="880"/>
     </w:pPr>
   </w:style>
-  <w:style w:type="paragraph" w:styleId="194">
+  <w:style w:type="paragraph" w:styleId="887">
     <w:name w:val="toc 6"/>
-    <w:basedOn w:val="664"/>
-    <w:next w:val="664"/>
+    <w:basedOn w:val="894"/>
+    <w:next w:val="894"/>
     <w:uiPriority w:val="39"/>
     <w:unhideWhenUsed/>
     <w:pPr>
@@ -31470,10 +31605,10 @@
       <w:ind w:left="1100"/>
     </w:pPr>
   </w:style>
-  <w:style w:type="paragraph" w:styleId="195">
+  <w:style w:type="paragraph" w:styleId="888">
     <w:name w:val="toc 7"/>
-    <w:basedOn w:val="664"/>
-    <w:next w:val="664"/>
+    <w:basedOn w:val="894"/>
+    <w:next w:val="894"/>
     <w:uiPriority w:val="39"/>
     <w:unhideWhenUsed/>
     <w:pPr>
@@ -31482,10 +31617,10 @@
       <w:ind w:left="1320"/>
     </w:pPr>
   </w:style>
-  <w:style w:type="paragraph" w:styleId="196">
+  <w:style w:type="paragraph" w:styleId="889">
     <w:name w:val="toc 8"/>
-    <w:basedOn w:val="664"/>
-    <w:next w:val="664"/>
+    <w:basedOn w:val="894"/>
+    <w:next w:val="894"/>
     <w:uiPriority w:val="39"/>
     <w:unhideWhenUsed/>
     <w:pPr>
@@ -31494,10 +31629,10 @@
       <w:ind w:left="1540"/>
     </w:pPr>
   </w:style>
-  <w:style w:type="paragraph" w:styleId="197">
+  <w:style w:type="paragraph" w:styleId="890">
     <w:name w:val="toc 9"/>
-    <w:basedOn w:val="664"/>
-    <w:next w:val="664"/>
+    <w:basedOn w:val="894"/>
+    <w:next w:val="894"/>
     <w:uiPriority w:val="39"/>
     <w:unhideWhenUsed/>
     <w:pPr>
@@ -31506,9 +31641,9 @@
       <w:ind w:left="1760"/>
     </w:pPr>
   </w:style>
-  <w:style w:type="character" w:styleId="198">
+  <w:style w:type="character" w:styleId="891">
     <w:name w:val="Placeholder Text"/>
-    <w:basedOn w:val="148"/>
+    <w:basedOn w:val="844"/>
     <w:uiPriority w:val="99"/>
     <w:semiHidden/>
     <w:pPr>
@@ -31520,7 +31655,7 @@
       <w:color w:val="666666"/>
     </w:rPr>
   </w:style>
-  <w:style w:type="paragraph" w:styleId="208">
+  <w:style w:type="paragraph" w:styleId="892">
     <w:name w:val="TOC Heading"/>
     <w:uiPriority w:val="39"/>
     <w:unhideWhenUsed/>
@@ -31530,10 +31665,10 @@
       <w:ind/>
     </w:pPr>
   </w:style>
-  <w:style w:type="paragraph" w:styleId="209">
+  <w:style w:type="paragraph" w:styleId="893">
     <w:name w:val="table of figures"/>
-    <w:basedOn w:val="664"/>
-    <w:next w:val="664"/>
+    <w:basedOn w:val="894"/>
+    <w:next w:val="894"/>
     <w:uiPriority w:val="99"/>
     <w:unhideWhenUsed/>
     <w:pPr>
@@ -31542,7 +31677,7 @@
       <w:ind/>
     </w:pPr>
   </w:style>
-  <w:style w:type="paragraph" w:styleId="664" w:default="1">
+  <w:style w:type="paragraph" w:styleId="894" w:default="1">
     <w:name w:val="Normal"/>
     <w:qFormat/>
     <w:pPr>
@@ -31551,7 +31686,7 @@
       <w:ind/>
     </w:pPr>
   </w:style>
-  <w:style w:type="table" w:styleId="665" w:default="1">
+  <w:style w:type="table" w:styleId="895" w:default="1">
     <w:name w:val="Normal Table"/>
     <w:uiPriority w:val="99"/>
     <w:semiHidden/>
@@ -31744,7 +31879,7 @@
       </w:tcPr>
     </w:tblStylePr>
   </w:style>
-  <w:style w:type="numbering" w:styleId="666" w:default="1">
+  <w:style w:type="numbering" w:styleId="896" w:default="1">
     <w:name w:val="No List"/>
     <w:uiPriority w:val="99"/>
     <w:semiHidden/>
@@ -31755,9 +31890,9 @@
       <w:ind/>
     </w:pPr>
   </w:style>
-  <w:style w:type="paragraph" w:styleId="667">
+  <w:style w:type="paragraph" w:styleId="897">
     <w:name w:val="No Spacing"/>
-    <w:basedOn w:val="664"/>
+    <w:basedOn w:val="894"/>
     <w:uiPriority w:val="1"/>
     <w:qFormat/>
     <w:pPr>
@@ -31766,9 +31901,9 @@
       <w:ind/>
     </w:pPr>
   </w:style>
-  <w:style w:type="paragraph" w:styleId="668">
+  <w:style w:type="paragraph" w:styleId="898">
     <w:name w:val="List Paragraph"/>
-    <w:basedOn w:val="664"/>
+    <w:basedOn w:val="894"/>
     <w:uiPriority w:val="34"/>
     <w:qFormat/>
     <w:pPr>
